--- a/Устав/_документы/Положение о Проектном офисе для Центральной Азии.docx
+++ b/Устав/_документы/Положение о Проектном офисе для Центральной Азии.docx
@@ -386,7 +386,16 @@
           <w:sz w:val="24"/>
           <w:szCs w:val="24"/>
         </w:rPr>
-        <w:t>1) развитие регионального сотрудничества стран Центральной Азии, сопровождение и практическая реализация решений и инициатив, принятых на региональных климатических и экологических мероприятиях, в том числе на Региональном экологическом саммите;</w:t>
+        <w:t xml:space="preserve">1) развитие регионального сотрудничества стран Центральной Азии, сопровождение и практическая реализация решений и инициатив, принятых на региональных </w:t>
+      </w:r>
+      <w:r>
+        <w:rPr>
+          <w:rFonts w:ascii="Times New Roman" w:hAnsi="Times New Roman" w:cs="Times New Roman"/>
+          <w:sz w:val="24"/>
+          <w:szCs w:val="24"/>
+        </w:rPr>
+        <w:lastRenderedPageBreak/>
+        <w:t>климатических и экологических мероприятиях, в том числе на Региональном экологическом саммите;</w:t>
       </w:r>
     </w:p>
     <w:p>
@@ -690,7 +699,7 @@
           <w:sz w:val="24"/>
           <w:szCs w:val="24"/>
         </w:rPr>
-        <w:t>1) Руководитель Проектного офиса для Центральной Азии по изменению климата и зеленой энергетике;</w:t>
+        <w:t>1) Руководитель Проектного офиса для Центральной Азии по изменению климата и зеленой энергетике – Главный исполнительный директор Фонда;</w:t>
       </w:r>
     </w:p>
     <w:p>
@@ -750,7 +759,27 @@
           <w:sz w:val="24"/>
           <w:szCs w:val="24"/>
         </w:rPr>
-        <w:t>4) Эксперт по отходам, воде и воздуху.</w:t>
+        <w:t>4) Эксперт по молодежным и общественным проектам;</w:t>
+      </w:r>
+    </w:p>
+    <w:p>
+      <w:pPr>
+        <w:spacing w:after="0" w:line="240" w:lineRule="auto"/>
+        <w:ind w:firstLine="708"/>
+        <w:jc w:val="both"/>
+        <w:rPr>
+          <w:rFonts w:ascii="Times New Roman" w:hAnsi="Times New Roman" w:cs="Times New Roman"/>
+          <w:sz w:val="24"/>
+          <w:szCs w:val="24"/>
+        </w:rPr>
+      </w:pPr>
+      <w:r>
+        <w:rPr>
+          <w:rFonts w:ascii="Times New Roman" w:hAnsi="Times New Roman" w:cs="Times New Roman"/>
+          <w:sz w:val="24"/>
+          <w:szCs w:val="24"/>
+        </w:rPr>
+        <w:t>5) Эксперт по отходам, воде и воздуху.</w:t>
       </w:r>
     </w:p>
     <w:p>
@@ -812,7 +841,7 @@
           <w:sz w:val="24"/>
           <w:szCs w:val="24"/>
         </w:rPr>
-        <w:t>5.1. Проектный офис возглавляет Руководитель Проектного офиса для Центральной Азии по изменению климата и зеленой энергетике (далее – Руководитель), назначаемый на должность и освобождаемый от должности приказом Главного исполнительного директора Фонда. Руководитель подчиняется Заместителю Главного исполнительного директора по стратегии и проектам.</w:t>
+        <w:t>5.1. Проектный офис возглавляет Главный исполнительный директор Фонда, являющийся Руководителем Проектного офиса для Центральной Азии по изменению климата и зеленой энергетике (далее – Руководитель), без отдельной штатной единицы.</w:t>
       </w:r>
     </w:p>
     <w:p>
@@ -892,6 +921,7 @@
           <w:sz w:val="24"/>
           <w:szCs w:val="24"/>
         </w:rPr>
+        <w:lastRenderedPageBreak/>
         <w:t>3) вносит предложения по плану работы, бюджету, штатной численности, приему, перемещению, поощрению и взысканию работников Проектного офиса;</w:t>
       </w:r>
     </w:p>
@@ -912,7 +942,7 @@
           <w:sz w:val="24"/>
           <w:szCs w:val="24"/>
         </w:rPr>
-        <w:t>4) представляет отчеты о деятельности Проектного офиса Заместителю Главного исполнительного директора по стратегии и проектам;</w:t>
+        <w:t>4) включает сведения о деятельности Проектного офиса в отчеты Фонда, представляемые Управляющему совету и Верховному попечителю;</w:t>
       </w:r>
     </w:p>
     <w:p>
@@ -952,7 +982,7 @@
           <w:sz w:val="24"/>
           <w:szCs w:val="24"/>
         </w:rPr>
-        <w:t>5.3. До назначения Руководителя, а также на период его временного отсутствия обязанности Руководителя исполняет работник Проектного офиса, назначенный приказом Главного исполнительного директора Фонда.</w:t>
+        <w:t>5.3. На период временного отсутствия Руководителя текущей деятельностью Проектного офиса руководит работник Проектного офиса, назначенный приказом Главного исполнительного директора Фонда.</w:t>
       </w:r>
     </w:p>
     <w:p>
@@ -1096,7 +1126,7 @@
           <w:sz w:val="24"/>
           <w:szCs w:val="24"/>
         </w:rPr>
-        <w:t>7.3. Руководитель ежеквартально представляет Заместителю Главного исполнительного директора по стратегии и проектам отчет о деятельности Проектного офиса. Отчет за год включается в годовой отчет о деятельности Фонда.</w:t>
+        <w:t>7.3. Менеджер проектов ежеквартально готовит и представляет Руководителю отчет о деятельности Проектного офиса. Отчет за год включается в годовой отчет о деятельности Фонда.</w:t>
       </w:r>
     </w:p>
     <w:p>
@@ -1313,7 +1343,7 @@
         <w:rStyle w:val="ab"/>
         <w:noProof/>
       </w:rPr>
-      <w:t>1</w:t>
+      <w:t>3</w:t>
     </w:r>
     <w:r>
       <w:rPr>

--- a/Устав/_документы/Положение о Проектном офисе для Центральной Азии.docx
+++ b/Устав/_документы/Положение о Проектном офисе для Центральной Азии.docx
@@ -922,7 +922,15 @@
           <w:szCs w:val="24"/>
         </w:rPr>
         <w:lastRenderedPageBreak/>
-        <w:t>3) вносит предложения по плану работы, бюджету, штатной численности, приему, перемещению, поощрению и взысканию работников Проектного офиса;</w:t>
+        <w:t>3) утверждает план работы Проектного офиса, вносит предложения по бюджету,</w:t>
+      </w:r>
+      <w:r>
+        <w:rPr>
+          <w:rFonts w:ascii="Times New Roman" w:hAnsi="Times New Roman" w:cs="Times New Roman"/>
+          <w:sz w:val="24"/>
+          <w:szCs w:val="24"/>
+        </w:rPr>
+        <w:t xml:space="preserve"> штатной численности, приему, перемещению, поощрению и взысканию работников Проектного офиса;</w:t>
       </w:r>
     </w:p>
     <w:p>
@@ -983,6 +991,46 @@
           <w:szCs w:val="24"/>
         </w:rPr>
         <w:t>5.3. На период временного отсутствия Руководителя текущей деятельностью Проектного офиса руководит работник Проектного офиса, назначенный приказом Главного исполнительного директора Фонда.</w:t>
+      </w:r>
+    </w:p>
+    <w:p>
+      <w:pPr>
+        <w:spacing w:after="0" w:line="240" w:lineRule="auto"/>
+        <w:ind w:firstLine="708"/>
+        <w:jc w:val="both"/>
+        <w:rPr>
+          <w:rFonts w:ascii="Times New Roman" w:hAnsi="Times New Roman" w:cs="Times New Roman"/>
+          <w:sz w:val="24"/>
+          <w:szCs w:val="24"/>
+        </w:rPr>
+      </w:pPr>
+      <w:r>
+        <w:rPr>
+          <w:rFonts w:ascii="Times New Roman" w:hAnsi="Times New Roman" w:cs="Times New Roman"/>
+          <w:sz w:val="24"/>
+          <w:szCs w:val="24"/>
+        </w:rPr>
+        <w:t>5.4. Главный исполнительный директор Фонда вправе приказом поручить координацию текущей деятельности Проектного офиса работнику Проектного офиса с определением объема поручаемых полномочий.</w:t>
+      </w:r>
+    </w:p>
+    <w:p>
+      <w:pPr>
+        <w:spacing w:after="0" w:line="240" w:lineRule="auto"/>
+        <w:ind w:firstLine="708"/>
+        <w:jc w:val="both"/>
+        <w:rPr>
+          <w:rFonts w:ascii="Times New Roman" w:hAnsi="Times New Roman" w:cs="Times New Roman"/>
+          <w:sz w:val="24"/>
+          <w:szCs w:val="24"/>
+        </w:rPr>
+      </w:pPr>
+      <w:r>
+        <w:rPr>
+          <w:rFonts w:ascii="Times New Roman" w:hAnsi="Times New Roman" w:cs="Times New Roman"/>
+          <w:sz w:val="24"/>
+          <w:szCs w:val="24"/>
+        </w:rPr>
+        <w:t>5.5. Проектный офис работает по годовому плану работы, который разрабатывается Проектным офисом с учетом Стратегии развития Фонда и утверждается Главным исполнительным директором Фонда. Проекты и мероприятия Проектного офиса включаются в план работы и реализуются в пределах утвержденного бюджета Фонда.</w:t>
       </w:r>
     </w:p>
     <w:p>

--- a/Устав/_документы/Положение о Проектном офисе для Центральной Азии.docx
+++ b/Устав/_документы/Положение о Проектном офисе для Центральной Азии.docx
@@ -699,87 +699,47 @@
           <w:sz w:val="24"/>
           <w:szCs w:val="24"/>
         </w:rPr>
-        <w:t>1) Руководитель Проектного офиса для Центральной Азии по изменению климата и зеленой энергетике – Главный исполнительный директор Фонда;</w:t>
-      </w:r>
-    </w:p>
-    <w:p>
-      <w:pPr>
-        <w:spacing w:after="0" w:line="240" w:lineRule="auto"/>
-        <w:ind w:firstLine="708"/>
-        <w:jc w:val="both"/>
-        <w:rPr>
-          <w:rFonts w:ascii="Times New Roman" w:hAnsi="Times New Roman" w:cs="Times New Roman"/>
-          <w:sz w:val="24"/>
-          <w:szCs w:val="24"/>
-        </w:rPr>
-      </w:pPr>
-      <w:r>
-        <w:rPr>
-          <w:rFonts w:ascii="Times New Roman" w:hAnsi="Times New Roman" w:cs="Times New Roman"/>
-          <w:sz w:val="24"/>
-          <w:szCs w:val="24"/>
-        </w:rPr>
-        <w:t>2) Менеджер проектов;</w:t>
-      </w:r>
-    </w:p>
-    <w:p>
-      <w:pPr>
-        <w:spacing w:after="0" w:line="240" w:lineRule="auto"/>
-        <w:ind w:firstLine="708"/>
-        <w:jc w:val="both"/>
-        <w:rPr>
-          <w:rFonts w:ascii="Times New Roman" w:hAnsi="Times New Roman" w:cs="Times New Roman"/>
-          <w:sz w:val="24"/>
-          <w:szCs w:val="24"/>
-        </w:rPr>
-      </w:pPr>
-      <w:r>
-        <w:rPr>
-          <w:rFonts w:ascii="Times New Roman" w:hAnsi="Times New Roman" w:cs="Times New Roman"/>
-          <w:sz w:val="24"/>
-          <w:szCs w:val="24"/>
-        </w:rPr>
-        <w:t>3) Эксперт-эколог;</w:t>
-      </w:r>
-    </w:p>
-    <w:p>
-      <w:pPr>
-        <w:spacing w:after="0" w:line="240" w:lineRule="auto"/>
-        <w:ind w:firstLine="708"/>
-        <w:jc w:val="both"/>
-        <w:rPr>
-          <w:rFonts w:ascii="Times New Roman" w:hAnsi="Times New Roman" w:cs="Times New Roman"/>
-          <w:sz w:val="24"/>
-          <w:szCs w:val="24"/>
-        </w:rPr>
-      </w:pPr>
-      <w:r>
-        <w:rPr>
-          <w:rFonts w:ascii="Times New Roman" w:hAnsi="Times New Roman" w:cs="Times New Roman"/>
-          <w:sz w:val="24"/>
-          <w:szCs w:val="24"/>
-        </w:rPr>
-        <w:t>4) Эксперт по молодежным и общественным проектам;</w:t>
-      </w:r>
-    </w:p>
-    <w:p>
-      <w:pPr>
-        <w:spacing w:after="0" w:line="240" w:lineRule="auto"/>
-        <w:ind w:firstLine="708"/>
-        <w:jc w:val="both"/>
-        <w:rPr>
-          <w:rFonts w:ascii="Times New Roman" w:hAnsi="Times New Roman" w:cs="Times New Roman"/>
-          <w:sz w:val="24"/>
-          <w:szCs w:val="24"/>
-        </w:rPr>
-      </w:pPr>
-      <w:r>
-        <w:rPr>
-          <w:rFonts w:ascii="Times New Roman" w:hAnsi="Times New Roman" w:cs="Times New Roman"/>
-          <w:sz w:val="24"/>
-          <w:szCs w:val="24"/>
-        </w:rPr>
-        <w:t>5) Эксперт по отходам, воде и воздуху.</w:t>
+        <w:t>1) Руководитель Проектного офиса для Центральной Азии по изменению климата и зеленой энергетике;</w:t>
+      </w:r>
+    </w:p>
+    <w:p>
+      <w:pPr>
+        <w:spacing w:after="0" w:line="240" w:lineRule="auto"/>
+        <w:ind w:firstLine="708"/>
+        <w:jc w:val="both"/>
+        <w:rPr>
+          <w:rFonts w:ascii="Times New Roman" w:hAnsi="Times New Roman" w:cs="Times New Roman"/>
+          <w:sz w:val="24"/>
+          <w:szCs w:val="24"/>
+        </w:rPr>
+      </w:pPr>
+      <w:r>
+        <w:rPr>
+          <w:rFonts w:ascii="Times New Roman" w:hAnsi="Times New Roman" w:cs="Times New Roman"/>
+          <w:sz w:val="24"/>
+          <w:szCs w:val="24"/>
+        </w:rPr>
+        <w:t>2) Заместитель руководителя Проектного офиса;</w:t>
+      </w:r>
+    </w:p>
+    <w:p>
+      <w:pPr>
+        <w:spacing w:after="0" w:line="240" w:lineRule="auto"/>
+        <w:ind w:firstLine="708"/>
+        <w:jc w:val="both"/>
+        <w:rPr>
+          <w:rFonts w:ascii="Times New Roman" w:hAnsi="Times New Roman" w:cs="Times New Roman"/>
+          <w:sz w:val="24"/>
+          <w:szCs w:val="24"/>
+        </w:rPr>
+      </w:pPr>
+      <w:r>
+        <w:rPr>
+          <w:rFonts w:ascii="Times New Roman" w:hAnsi="Times New Roman" w:cs="Times New Roman"/>
+          <w:sz w:val="24"/>
+          <w:szCs w:val="24"/>
+        </w:rPr>
+        <w:t>3) Менеджеры проектов – экологи.</w:t>
       </w:r>
     </w:p>
     <w:p>
@@ -841,7 +801,7 @@
           <w:sz w:val="24"/>
           <w:szCs w:val="24"/>
         </w:rPr>
-        <w:t>5.1. Проектный офис возглавляет Главный исполнительный директор Фонда, являющийся Руководителем Проектного офиса для Центральной Азии по изменению климата и зеленой энергетике (далее – Руководитель), без отдельной штатной единицы.</w:t>
+        <w:t>5.1. Проектный офис возглавляет Руководитель Проектного офиса для Центральной Азии по изменению климата и зеленой энергетике (далее – Руководитель), назначаемый на должность и освобождаемый от должности приказом Главного исполнительного директора Фонда и подчиняющийся Главному исполнительному директору Фонда. До назначения Руководителя, а также по приказу Главного исполнительного директора Фонда обязанности Руководителя исполняет Главный исполнительный директор Фонда; в этом случае руководство Проектным офисом входит в его должностные обязанности, оклад Руководителя и доплата за исполнение обязанностей Руководителя ему не выплачиваются.</w:t>
       </w:r>
     </w:p>
     <w:p>
@@ -922,7 +882,7 @@
           <w:szCs w:val="24"/>
         </w:rPr>
         <w:lastRenderedPageBreak/>
-        <w:t>3) утверждает план работы Проектного офиса, вносит предложения по бюджету,</w:t>
+        <w:t>3) вносит предложения по плану работы, бюджету,</w:t>
       </w:r>
       <w:r>
         <w:rPr>
@@ -950,7 +910,7 @@
           <w:sz w:val="24"/>
           <w:szCs w:val="24"/>
         </w:rPr>
-        <w:t>4) включает сведения о деятельности Проектного офиса в отчеты Фонда, представляемые Управляющему совету и Верховному попечителю;</w:t>
+        <w:t>4) представляет Главному исполнительному директору Фонда отчеты о деятельности Проектного офиса;</w:t>
       </w:r>
     </w:p>
     <w:p>
@@ -1174,7 +1134,15 @@
           <w:sz w:val="24"/>
           <w:szCs w:val="24"/>
         </w:rPr>
-        <w:t>7.3. Менеджер проектов ежеквартально готовит и представляет Руководителю отчет о деятельности Проектного офиса. Отчет за год включается в годовой отчет о деятельности Фонда.</w:t>
+        <w:t>7.3. Руководитель ежеквартально представляет Главному исполнительному директору Фонда отчет о деятельности Проектного офиса (при исполнении обязанностей Руководителя Главным исполнительным директором отчет готовит Заместитель руководителя Проектного офиса).</w:t>
+      </w:r>
+      <w:r>
+        <w:rPr>
+          <w:rFonts w:ascii="Times New Roman" w:hAnsi="Times New Roman" w:cs="Times New Roman"/>
+          <w:sz w:val="24"/>
+          <w:szCs w:val="24"/>
+        </w:rPr>
+        <w:t xml:space="preserve"> Отчет за год включается в годовой отчет о деятельности Фонда.</w:t>
       </w:r>
     </w:p>
     <w:p>
@@ -1391,7 +1359,7 @@
         <w:rStyle w:val="ab"/>
         <w:noProof/>
       </w:rPr>
-      <w:t>3</w:t>
+      <w:t>2</w:t>
     </w:r>
     <w:r>
       <w:rPr>

--- a/Устав/_документы/Положение о Проектном офисе для Центральной Азии.docx
+++ b/Устав/_документы/Положение о Проектном офисе для Центральной Азии.docx
@@ -739,7 +739,7 @@
           <w:sz w:val="24"/>
           <w:szCs w:val="24"/>
         </w:rPr>
-        <w:t>3) Менеджеры проектов – экологи.</w:t>
+        <w:t>3) Менеджеры проектов.</w:t>
       </w:r>
     </w:p>
     <w:p>
@@ -861,6 +861,7 @@
           <w:sz w:val="24"/>
           <w:szCs w:val="24"/>
         </w:rPr>
+        <w:lastRenderedPageBreak/>
         <w:t>2) планирует работу Проектного офиса, распределяет обязанности между работниками;</w:t>
       </w:r>
     </w:p>
@@ -881,7 +882,6 @@
           <w:sz w:val="24"/>
           <w:szCs w:val="24"/>
         </w:rPr>
-        <w:lastRenderedPageBreak/>
         <w:t>3) вносит предложения по плану работы, бюджету,</w:t>
       </w:r>
       <w:r>
@@ -1359,7 +1359,7 @@
         <w:rStyle w:val="ab"/>
         <w:noProof/>
       </w:rPr>
-      <w:t>2</w:t>
+      <w:t>3</w:t>
     </w:r>
     <w:r>
       <w:rPr>

--- a/Устав/_документы/Положение о Проектном офисе для Центральной Азии.docx
+++ b/Устав/_документы/Положение о Проектном офисе для Центральной Азии.docx
@@ -168,12 +168,12 @@
     <w:p>
       <w:pPr>
         <w:keepNext/>
-        <w:spacing w:before="240" w:after="120" w:line="240" w:lineRule="auto"/>
+        <w:spacing w:after="60" w:line="240" w:lineRule="auto"/>
         <w:jc w:val="center"/>
         <w:rPr>
           <w:rFonts w:ascii="Times New Roman" w:hAnsi="Times New Roman" w:cs="Times New Roman"/>
           <w:b/>
-          <w:sz w:val="24"/>
+          <w:sz w:val="21"/>
           <w:szCs w:val="24"/>
         </w:rPr>
       </w:pPr>
@@ -181,7 +181,7 @@
         <w:rPr>
           <w:rFonts w:ascii="Times New Roman" w:hAnsi="Times New Roman" w:cs="Times New Roman"/>
           <w:b/>
-          <w:sz w:val="24"/>
+          <w:sz w:val="21"/>
           <w:szCs w:val="24"/>
         </w:rPr>
         <w:t>1. Общие положения</w:t>
@@ -189,1063 +189,316 @@
     </w:p>
     <w:p>
       <w:pPr>
-        <w:spacing w:after="0" w:line="240" w:lineRule="auto"/>
+        <w:spacing w:after="60" w:line="240" w:lineRule="auto"/>
         <w:ind w:firstLine="708"/>
         <w:jc w:val="both"/>
         <w:rPr>
           <w:rFonts w:ascii="Times New Roman" w:hAnsi="Times New Roman" w:cs="Times New Roman"/>
-          <w:sz w:val="24"/>
-          <w:szCs w:val="24"/>
-        </w:rPr>
-      </w:pPr>
-      <w:r>
-        <w:rPr>
-          <w:rFonts w:ascii="Times New Roman" w:hAnsi="Times New Roman" w:cs="Times New Roman"/>
-          <w:sz w:val="24"/>
-          <w:szCs w:val="24"/>
-        </w:rPr>
-        <w:t>1.1. Проектный офис для Центральной Азии по изменению климата и зеленой энергетике (далее – Проектный офис) является структурным подразделением Частного фонда «Central Asia Climate Foundation» (Центрально-Азиатский климатический фонд, далее – Фонд), обеспечивающим региональное и международное направление деятельности Фонда в области охраны окружающей среды, изменения климата и зеленой энергетики.</w:t>
-      </w:r>
-    </w:p>
-    <w:p>
-      <w:pPr>
-        <w:spacing w:after="0" w:line="240" w:lineRule="auto"/>
+          <w:sz w:val="21"/>
+          <w:szCs w:val="24"/>
+        </w:rPr>
+      </w:pPr>
+      <w:r>
+        <w:rPr>
+          <w:rFonts w:ascii="Times New Roman" w:hAnsi="Times New Roman" w:cs="Times New Roman"/>
+          <w:sz w:val="21"/>
+          <w:szCs w:val="24"/>
+        </w:rPr>
+        <w:t>1.1. Проектный офис для Центральной Азии по изменению климата и зеленой энергетике (далее – Проектный офис) – структурное подразделение Частного фонда «Central Asia Climate Foundation» (далее – Фонд), по региональному и международному направлению деятельности Фонда. Фонд создан 22 февраля 2024 года как юридическая форма Проектного офиса во исполнение инициативы Главы государства на 78-й сессии Генеральной Ассамблеи ООН; сотрудничество в его рамках поддержано пунктом 24 Декларации Регионального экологического саммита (Астана, 2026 год). Включен в структуру Фонда решением Управляющего совета (протокол № 13).</w:t>
+      </w:r>
+    </w:p>
+    <w:p>
+      <w:pPr>
+        <w:spacing w:after="60" w:line="240" w:lineRule="auto"/>
         <w:ind w:firstLine="708"/>
         <w:jc w:val="both"/>
         <w:rPr>
           <w:rFonts w:ascii="Times New Roman" w:hAnsi="Times New Roman" w:cs="Times New Roman"/>
-          <w:sz w:val="24"/>
-          <w:szCs w:val="24"/>
-        </w:rPr>
-      </w:pPr>
-      <w:r>
-        <w:rPr>
-          <w:rFonts w:ascii="Times New Roman" w:hAnsi="Times New Roman" w:cs="Times New Roman"/>
-          <w:sz w:val="24"/>
-          <w:szCs w:val="24"/>
-        </w:rPr>
-        <w:t>1.2. Фонд создан 22 февраля 2024 года как юридическая форма Проектного офиса для Центральной Азии по изменению климата и зеленой энергетике во исполнение инициативы Главы государства, озвученной на 78-й сессии Генеральной Ассамблеи ООН. Наименование «Проектный офис для Центральной Азии по изменению климата и зеленой энергетике» используется Фондом в официальных коммуникациях в соответствии с Уставом Фонда. Настоящее Положение определяет порядок работы одноименного структурного подразделения Фонда.</w:t>
-      </w:r>
-    </w:p>
-    <w:p>
-      <w:pPr>
-        <w:spacing w:after="0" w:line="240" w:lineRule="auto"/>
+          <w:sz w:val="21"/>
+          <w:szCs w:val="24"/>
+        </w:rPr>
+      </w:pPr>
+      <w:r>
+        <w:rPr>
+          <w:rFonts w:ascii="Times New Roman" w:hAnsi="Times New Roman" w:cs="Times New Roman"/>
+          <w:sz w:val="21"/>
+          <w:szCs w:val="24"/>
+        </w:rPr>
+        <w:t>1.2. Проектный офис не является юридическим лицом. Документы от имени Фонда подписывает Главный исполнительный директор Фонда (далее – ГИД) или лицо по доверенности.</w:t>
+      </w:r>
+    </w:p>
+    <w:p>
+      <w:pPr>
+        <w:keepNext/>
+        <w:spacing w:after="60" w:line="240" w:lineRule="auto"/>
+        <w:jc w:val="center"/>
+        <w:rPr>
+          <w:rFonts w:ascii="Times New Roman" w:hAnsi="Times New Roman" w:cs="Times New Roman"/>
+          <w:b/>
+          <w:sz w:val="21"/>
+          <w:szCs w:val="24"/>
+        </w:rPr>
+      </w:pPr>
+      <w:r>
+        <w:rPr>
+          <w:rFonts w:ascii="Times New Roman" w:hAnsi="Times New Roman" w:cs="Times New Roman"/>
+          <w:b/>
+          <w:sz w:val="21"/>
+          <w:szCs w:val="24"/>
+        </w:rPr>
+        <w:t>2. Задачи и функции</w:t>
+      </w:r>
+    </w:p>
+    <w:p>
+      <w:pPr>
+        <w:spacing w:after="60" w:line="240" w:lineRule="auto"/>
         <w:ind w:firstLine="708"/>
         <w:jc w:val="both"/>
         <w:rPr>
           <w:rFonts w:ascii="Times New Roman" w:hAnsi="Times New Roman" w:cs="Times New Roman"/>
-          <w:sz w:val="24"/>
-          <w:szCs w:val="24"/>
-        </w:rPr>
-      </w:pPr>
-      <w:r>
-        <w:rPr>
-          <w:rFonts w:ascii="Times New Roman" w:hAnsi="Times New Roman" w:cs="Times New Roman"/>
-          <w:sz w:val="24"/>
-          <w:szCs w:val="24"/>
-        </w:rPr>
-        <w:t>1.3. В пункте 24 Декларации глав государств Центральной Азии «Экологическая солидарность Центральной Азии», принятой на Региональном экологическом саммите (Астана, 22–24 апреля 2026 года), президенты выразили готовность к сотрудничеству в рамках Проектного офиса для Центральной Азии по изменению климата и зеленой энергетике.</w:t>
-      </w:r>
-    </w:p>
-    <w:p>
-      <w:pPr>
-        <w:spacing w:after="0" w:line="240" w:lineRule="auto"/>
+          <w:sz w:val="21"/>
+          <w:szCs w:val="24"/>
+        </w:rPr>
+      </w:pPr>
+      <w:r>
+        <w:rPr>
+          <w:rFonts w:ascii="Times New Roman" w:hAnsi="Times New Roman" w:cs="Times New Roman"/>
+          <w:sz w:val="21"/>
+          <w:szCs w:val="24"/>
+        </w:rPr>
+        <w:t>2.1. Задачи: региональное сотрудничество стран Центральной Азии и реализация решений региональных климатических и экологических мероприятий; партнерства с международными организациями и донорами, привлечение грантов; экспертиза проектов и методик; экспертное сопровождение проектов Фонда, в том числе «Таза Қазақстан», и представление его опыта странам Центральной Азии.</w:t>
+      </w:r>
+    </w:p>
+    <w:p>
+      <w:pPr>
+        <w:spacing w:after="60" w:line="240" w:lineRule="auto"/>
         <w:ind w:firstLine="708"/>
         <w:jc w:val="both"/>
         <w:rPr>
           <w:rFonts w:ascii="Times New Roman" w:hAnsi="Times New Roman" w:cs="Times New Roman"/>
-          <w:sz w:val="24"/>
-          <w:szCs w:val="24"/>
-        </w:rPr>
-      </w:pPr>
-      <w:r>
-        <w:rPr>
-          <w:rFonts w:ascii="Times New Roman" w:hAnsi="Times New Roman" w:cs="Times New Roman"/>
-          <w:sz w:val="24"/>
-          <w:szCs w:val="24"/>
-        </w:rPr>
-        <w:t>1.4. Проектный офис включен в структуру Фонда решением Управляющего совета Фонда (протокол № 13 от «___» октября 2026 года) на базе экспертной группы Фонда.</w:t>
-      </w:r>
-    </w:p>
-    <w:p>
-      <w:pPr>
-        <w:spacing w:after="0" w:line="240" w:lineRule="auto"/>
+          <w:sz w:val="21"/>
+          <w:szCs w:val="24"/>
+        </w:rPr>
+      </w:pPr>
+      <w:r>
+        <w:rPr>
+          <w:rFonts w:ascii="Times New Roman" w:hAnsi="Times New Roman" w:cs="Times New Roman"/>
+          <w:sz w:val="21"/>
+          <w:szCs w:val="24"/>
+        </w:rPr>
+        <w:t>2.2. Проектный офис готовит проекты, заявки на гранты, экспертные заключения и аналитику (климат, зеленая энергетика, отходы, вода, воздух), ведет работу с партнерами, участвует в работе Экспертного совета и Учебного центра.</w:t>
+      </w:r>
+    </w:p>
+    <w:p>
+      <w:pPr>
+        <w:keepNext/>
+        <w:spacing w:after="60" w:line="240" w:lineRule="auto"/>
+        <w:jc w:val="center"/>
+        <w:rPr>
+          <w:rFonts w:ascii="Times New Roman" w:hAnsi="Times New Roman" w:cs="Times New Roman"/>
+          <w:b/>
+          <w:sz w:val="21"/>
+          <w:szCs w:val="24"/>
+        </w:rPr>
+      </w:pPr>
+      <w:r>
+        <w:rPr>
+          <w:rFonts w:ascii="Times New Roman" w:hAnsi="Times New Roman" w:cs="Times New Roman"/>
+          <w:b/>
+          <w:sz w:val="21"/>
+          <w:szCs w:val="24"/>
+        </w:rPr>
+        <w:t>3. Структура и руководство</w:t>
+      </w:r>
+    </w:p>
+    <w:p>
+      <w:pPr>
+        <w:spacing w:after="60" w:line="240" w:lineRule="auto"/>
         <w:ind w:firstLine="708"/>
         <w:jc w:val="both"/>
         <w:rPr>
           <w:rFonts w:ascii="Times New Roman" w:hAnsi="Times New Roman" w:cs="Times New Roman"/>
-          <w:sz w:val="24"/>
-          <w:szCs w:val="24"/>
-        </w:rPr>
-      </w:pPr>
-      <w:r>
-        <w:rPr>
-          <w:rFonts w:ascii="Times New Roman" w:hAnsi="Times New Roman" w:cs="Times New Roman"/>
-          <w:sz w:val="24"/>
-          <w:szCs w:val="24"/>
-        </w:rPr>
-        <w:t>1.5. Проектный офис не является юридическим лицом, не имеет самостоятельного баланса и печати. Договоры, соглашения и иные документы от имени Фонда подписываются Главным исполнительным директором Фонда либо лицом, уполномоченным доверенностью.</w:t>
-      </w:r>
-    </w:p>
-    <w:p>
-      <w:pPr>
-        <w:spacing w:after="0" w:line="240" w:lineRule="auto"/>
+          <w:sz w:val="21"/>
+          <w:szCs w:val="24"/>
+        </w:rPr>
+      </w:pPr>
+      <w:r>
+        <w:rPr>
+          <w:rFonts w:ascii="Times New Roman" w:hAnsi="Times New Roman" w:cs="Times New Roman"/>
+          <w:sz w:val="21"/>
+          <w:szCs w:val="24"/>
+        </w:rPr>
+        <w:t>3.1. В состав Проектного офиса входят Руководитель Проектного офиса (далее – Руководитель), Заместитель руководителя и менеджеры проектов; численность определяется штатным расписанием Фонда. Для отдельных работ могут привлекаться внешние эксперты.</w:t>
+      </w:r>
+    </w:p>
+    <w:p>
+      <w:pPr>
+        <w:spacing w:after="60" w:line="240" w:lineRule="auto"/>
         <w:ind w:firstLine="708"/>
         <w:jc w:val="both"/>
         <w:rPr>
           <w:rFonts w:ascii="Times New Roman" w:hAnsi="Times New Roman" w:cs="Times New Roman"/>
-          <w:sz w:val="24"/>
-          <w:szCs w:val="24"/>
-        </w:rPr>
-      </w:pPr>
-      <w:r>
-        <w:rPr>
-          <w:rFonts w:ascii="Times New Roman" w:hAnsi="Times New Roman" w:cs="Times New Roman"/>
-          <w:sz w:val="24"/>
-          <w:szCs w:val="24"/>
-        </w:rPr>
-        <w:t>1.6. Проектный офис в своей деятельности руководствуется Регламентом фондов МФЦА и иными актами Международного финансового центра «Астана», законодательством Республики Казахстан в части, применимой к деятельности Фонда, Уставом и Положением Фонда, внутренними документами Фонда, решениями Управляющего совета, приказами Главного исполнительного директора Фонда и настоящим Положением.</w:t>
-      </w:r>
-    </w:p>
-    <w:p>
-      <w:pPr>
-        <w:keepNext/>
-        <w:spacing w:before="240" w:after="120" w:line="240" w:lineRule="auto"/>
-        <w:jc w:val="center"/>
-        <w:rPr>
-          <w:rFonts w:ascii="Times New Roman" w:hAnsi="Times New Roman" w:cs="Times New Roman"/>
-          <w:b/>
-          <w:sz w:val="24"/>
-          <w:szCs w:val="24"/>
-        </w:rPr>
-      </w:pPr>
-      <w:r>
-        <w:rPr>
-          <w:rFonts w:ascii="Times New Roman" w:hAnsi="Times New Roman" w:cs="Times New Roman"/>
-          <w:b/>
-          <w:sz w:val="24"/>
-          <w:szCs w:val="24"/>
-        </w:rPr>
-        <w:t>2. Цель и задачи</w:t>
-      </w:r>
-    </w:p>
-    <w:p>
-      <w:pPr>
-        <w:spacing w:after="0" w:line="240" w:lineRule="auto"/>
+          <w:sz w:val="21"/>
+          <w:szCs w:val="24"/>
+        </w:rPr>
+      </w:pPr>
+      <w:r>
+        <w:rPr>
+          <w:rFonts w:ascii="Times New Roman" w:hAnsi="Times New Roman" w:cs="Times New Roman"/>
+          <w:sz w:val="21"/>
+          <w:szCs w:val="24"/>
+        </w:rPr>
+        <w:t>3.2. Руководителя назначает и освобождает от должности приказом ГИД, Руководитель подчиняется ГИД. До назначения Руководителя, а также по приказу ГИД обязанности Руководителя исполняет ГИД; это входит в его должностные обязанности, оклад Руководителя и доплата ему не выплачиваются.</w:t>
+      </w:r>
+    </w:p>
+    <w:p>
+      <w:pPr>
+        <w:spacing w:after="60" w:line="240" w:lineRule="auto"/>
         <w:ind w:firstLine="708"/>
         <w:jc w:val="both"/>
         <w:rPr>
           <w:rFonts w:ascii="Times New Roman" w:hAnsi="Times New Roman" w:cs="Times New Roman"/>
-          <w:sz w:val="24"/>
-          <w:szCs w:val="24"/>
-        </w:rPr>
-      </w:pPr>
-      <w:r>
-        <w:rPr>
-          <w:rFonts w:ascii="Times New Roman" w:hAnsi="Times New Roman" w:cs="Times New Roman"/>
-          <w:sz w:val="24"/>
-          <w:szCs w:val="24"/>
-        </w:rPr>
-        <w:t>2.1. Цель Проектного офиса – содействие региональному сотрудничеству стран Центральной Азии в области охраны окружающей среды, изменения климата и зеленой энергетики, привлечение международного опыта, партнерств и финансирования для достижения целей Фонда.</w:t>
-      </w:r>
-    </w:p>
-    <w:p>
-      <w:pPr>
-        <w:spacing w:after="0" w:line="240" w:lineRule="auto"/>
+          <w:sz w:val="21"/>
+          <w:szCs w:val="24"/>
+        </w:rPr>
+      </w:pPr>
+      <w:r>
+        <w:rPr>
+          <w:rFonts w:ascii="Times New Roman" w:hAnsi="Times New Roman" w:cs="Times New Roman"/>
+          <w:sz w:val="21"/>
+          <w:szCs w:val="24"/>
+        </w:rPr>
+        <w:t>3.3. Руководитель организует и планирует работу, распределяет обязанности, представляет Проектный офис перед партнерами в пределах полномочий, предоставленных ГИД. ГИД вправе приказом поручить координацию текущей работы работнику Проектного офиса, в том числе на время отсутствия Руководителя.</w:t>
+      </w:r>
+    </w:p>
+    <w:p>
+      <w:pPr>
+        <w:spacing w:after="60" w:line="240" w:lineRule="auto"/>
         <w:ind w:firstLine="708"/>
         <w:jc w:val="both"/>
         <w:rPr>
           <w:rFonts w:ascii="Times New Roman" w:hAnsi="Times New Roman" w:cs="Times New Roman"/>
-          <w:sz w:val="24"/>
-          <w:szCs w:val="24"/>
-        </w:rPr>
-      </w:pPr>
-      <w:r>
-        <w:rPr>
-          <w:rFonts w:ascii="Times New Roman" w:hAnsi="Times New Roman" w:cs="Times New Roman"/>
-          <w:sz w:val="24"/>
-          <w:szCs w:val="24"/>
-        </w:rPr>
-        <w:t>2.2. Задачи Проектного офиса:</w:t>
-      </w:r>
-    </w:p>
-    <w:p>
-      <w:pPr>
-        <w:spacing w:after="0" w:line="240" w:lineRule="auto"/>
+          <w:sz w:val="21"/>
+          <w:szCs w:val="24"/>
+        </w:rPr>
+      </w:pPr>
+      <w:r>
+        <w:rPr>
+          <w:rFonts w:ascii="Times New Roman" w:hAnsi="Times New Roman" w:cs="Times New Roman"/>
+          <w:sz w:val="21"/>
+          <w:szCs w:val="24"/>
+        </w:rPr>
+        <w:t>3.4. Проектный офис работает по годовому плану работы, утверждаемому ГИД с учетом Стратегии развития Фонда, в пределах бюджета Фонда.</w:t>
+      </w:r>
+    </w:p>
+    <w:p>
+      <w:pPr>
+        <w:keepNext/>
+        <w:spacing w:after="60" w:line="240" w:lineRule="auto"/>
+        <w:jc w:val="center"/>
+        <w:rPr>
+          <w:rFonts w:ascii="Times New Roman" w:hAnsi="Times New Roman" w:cs="Times New Roman"/>
+          <w:b/>
+          <w:sz w:val="21"/>
+          <w:szCs w:val="24"/>
+        </w:rPr>
+      </w:pPr>
+      <w:r>
+        <w:rPr>
+          <w:rFonts w:ascii="Times New Roman" w:hAnsi="Times New Roman" w:cs="Times New Roman"/>
+          <w:b/>
+          <w:sz w:val="21"/>
+          <w:szCs w:val="24"/>
+        </w:rPr>
+        <w:t>4. Финансирование и отчетность</w:t>
+      </w:r>
+    </w:p>
+    <w:p>
+      <w:pPr>
+        <w:spacing w:after="60" w:line="240" w:lineRule="auto"/>
         <w:ind w:firstLine="708"/>
         <w:jc w:val="both"/>
         <w:rPr>
           <w:rFonts w:ascii="Times New Roman" w:hAnsi="Times New Roman" w:cs="Times New Roman"/>
-          <w:sz w:val="24"/>
-          <w:szCs w:val="24"/>
-        </w:rPr>
-      </w:pPr>
-      <w:r>
-        <w:rPr>
-          <w:rFonts w:ascii="Times New Roman" w:hAnsi="Times New Roman" w:cs="Times New Roman"/>
-          <w:sz w:val="24"/>
-          <w:szCs w:val="24"/>
-        </w:rPr>
-        <w:t xml:space="preserve">1) развитие регионального сотрудничества стран Центральной Азии, сопровождение и практическая реализация решений и инициатив, принятых на региональных </w:t>
-      </w:r>
-      <w:r>
-        <w:rPr>
-          <w:rFonts w:ascii="Times New Roman" w:hAnsi="Times New Roman" w:cs="Times New Roman"/>
-          <w:sz w:val="24"/>
-          <w:szCs w:val="24"/>
-        </w:rPr>
-        <w:lastRenderedPageBreak/>
-        <w:t>климатических и экологических мероприятиях, в том числе на Региональном экологическом саммите;</w:t>
-      </w:r>
-    </w:p>
-    <w:p>
-      <w:pPr>
-        <w:spacing w:after="0" w:line="240" w:lineRule="auto"/>
+          <w:sz w:val="21"/>
+          <w:szCs w:val="24"/>
+        </w:rPr>
+      </w:pPr>
+      <w:r>
+        <w:rPr>
+          <w:rFonts w:ascii="Times New Roman" w:hAnsi="Times New Roman" w:cs="Times New Roman"/>
+          <w:sz w:val="21"/>
+          <w:szCs w:val="24"/>
+        </w:rPr>
+        <w:t>4.1. Деятельность Проектного офиса финансируется в пределах бюджета Фонда за счет средств Фонда, грантов и иных внебюджетных источников; средства грантов учитываются раздельно и используются по назначению.</w:t>
+      </w:r>
+    </w:p>
+    <w:p>
+      <w:pPr>
+        <w:spacing w:after="60" w:line="240" w:lineRule="auto"/>
         <w:ind w:firstLine="708"/>
         <w:jc w:val="both"/>
         <w:rPr>
           <w:rFonts w:ascii="Times New Roman" w:hAnsi="Times New Roman" w:cs="Times New Roman"/>
-          <w:sz w:val="24"/>
-          <w:szCs w:val="24"/>
-        </w:rPr>
-      </w:pPr>
-      <w:r>
-        <w:rPr>
-          <w:rFonts w:ascii="Times New Roman" w:hAnsi="Times New Roman" w:cs="Times New Roman"/>
-          <w:sz w:val="24"/>
-          <w:szCs w:val="24"/>
-        </w:rPr>
-        <w:t>2) развитие партнерств с международными организациями, финансовыми институтами и донорами, привлечение грантового и проектного финансирования;</w:t>
-      </w:r>
-    </w:p>
-    <w:p>
-      <w:pPr>
-        <w:spacing w:after="0" w:line="240" w:lineRule="auto"/>
+          <w:sz w:val="21"/>
+          <w:szCs w:val="24"/>
+        </w:rPr>
+      </w:pPr>
+      <w:r>
+        <w:rPr>
+          <w:rFonts w:ascii="Times New Roman" w:hAnsi="Times New Roman" w:cs="Times New Roman"/>
+          <w:sz w:val="21"/>
+          <w:szCs w:val="24"/>
+        </w:rPr>
+        <w:t>4.2. Руководитель ежеквартально отчитывается перед ГИД (если обязанности Руководителя исполняет ГИД, отчет готовит Заместитель руководителя); отчет за год включается в годовой отчет Фонда.</w:t>
+      </w:r>
+    </w:p>
+    <w:p>
+      <w:pPr>
+        <w:keepNext/>
+        <w:spacing w:after="60" w:line="240" w:lineRule="auto"/>
+        <w:jc w:val="center"/>
+        <w:rPr>
+          <w:rFonts w:ascii="Times New Roman" w:hAnsi="Times New Roman" w:cs="Times New Roman"/>
+          <w:b/>
+          <w:sz w:val="21"/>
+          <w:szCs w:val="24"/>
+        </w:rPr>
+      </w:pPr>
+      <w:r>
+        <w:rPr>
+          <w:rFonts w:ascii="Times New Roman" w:hAnsi="Times New Roman" w:cs="Times New Roman"/>
+          <w:b/>
+          <w:sz w:val="21"/>
+          <w:szCs w:val="24"/>
+        </w:rPr>
+        <w:t>5. Заключительные положения</w:t>
+      </w:r>
+    </w:p>
+    <w:p>
+      <w:pPr>
+        <w:spacing w:after="60" w:line="240" w:lineRule="auto"/>
         <w:ind w:firstLine="708"/>
         <w:jc w:val="both"/>
         <w:rPr>
           <w:rFonts w:ascii="Times New Roman" w:hAnsi="Times New Roman" w:cs="Times New Roman"/>
-          <w:sz w:val="24"/>
-          <w:szCs w:val="24"/>
-        </w:rPr>
-      </w:pPr>
-      <w:r>
-        <w:rPr>
-          <w:rFonts w:ascii="Times New Roman" w:hAnsi="Times New Roman" w:cs="Times New Roman"/>
-          <w:sz w:val="24"/>
-          <w:szCs w:val="24"/>
-        </w:rPr>
-        <w:t>3) экспертиза проектов, программ и методик в области климата и экологии, внедрение международных методик;</w:t>
-      </w:r>
-    </w:p>
-    <w:p>
-      <w:pPr>
-        <w:spacing w:after="0" w:line="240" w:lineRule="auto"/>
-        <w:ind w:firstLine="708"/>
-        <w:jc w:val="both"/>
-        <w:rPr>
-          <w:rFonts w:ascii="Times New Roman" w:hAnsi="Times New Roman" w:cs="Times New Roman"/>
-          <w:sz w:val="24"/>
-          <w:szCs w:val="24"/>
-        </w:rPr>
-      </w:pPr>
-      <w:r>
-        <w:rPr>
-          <w:rFonts w:ascii="Times New Roman" w:hAnsi="Times New Roman" w:cs="Times New Roman"/>
-          <w:sz w:val="24"/>
-          <w:szCs w:val="24"/>
-        </w:rPr>
-        <w:t>4) экспертное сопровождение проектов Фонда, в том числе инициативы «Таза Қазақстан» (Национальный стандарт чистоты, «Қалдықсыз Қазақстан», качество воды и воздуха);</w:t>
-      </w:r>
-    </w:p>
-    <w:p>
-      <w:pPr>
-        <w:spacing w:after="0" w:line="240" w:lineRule="auto"/>
-        <w:ind w:firstLine="708"/>
-        <w:jc w:val="both"/>
-        <w:rPr>
-          <w:rFonts w:ascii="Times New Roman" w:hAnsi="Times New Roman" w:cs="Times New Roman"/>
-          <w:sz w:val="24"/>
-          <w:szCs w:val="24"/>
-        </w:rPr>
-      </w:pPr>
-      <w:r>
-        <w:rPr>
-          <w:rFonts w:ascii="Times New Roman" w:hAnsi="Times New Roman" w:cs="Times New Roman"/>
-          <w:sz w:val="24"/>
-          <w:szCs w:val="24"/>
-        </w:rPr>
-        <w:t>5) представление опыта инициативы «Таза Қазақстан» как казахстанской модели для стран Центральной Азии.</w:t>
-      </w:r>
-    </w:p>
-    <w:p>
-      <w:pPr>
-        <w:keepNext/>
-        <w:spacing w:before="240" w:after="120" w:line="240" w:lineRule="auto"/>
-        <w:jc w:val="center"/>
-        <w:rPr>
-          <w:rFonts w:ascii="Times New Roman" w:hAnsi="Times New Roman" w:cs="Times New Roman"/>
-          <w:b/>
-          <w:sz w:val="24"/>
-          <w:szCs w:val="24"/>
-        </w:rPr>
-      </w:pPr>
-      <w:r>
-        <w:rPr>
-          <w:rFonts w:ascii="Times New Roman" w:hAnsi="Times New Roman" w:cs="Times New Roman"/>
-          <w:b/>
-          <w:sz w:val="24"/>
-          <w:szCs w:val="24"/>
-        </w:rPr>
-        <w:t>3. Функции</w:t>
-      </w:r>
-    </w:p>
-    <w:p>
-      <w:pPr>
-        <w:spacing w:after="0" w:line="240" w:lineRule="auto"/>
-        <w:ind w:firstLine="708"/>
-        <w:jc w:val="both"/>
-        <w:rPr>
-          <w:rFonts w:ascii="Times New Roman" w:hAnsi="Times New Roman" w:cs="Times New Roman"/>
-          <w:sz w:val="24"/>
-          <w:szCs w:val="24"/>
-        </w:rPr>
-      </w:pPr>
-      <w:r>
-        <w:rPr>
-          <w:rFonts w:ascii="Times New Roman" w:hAnsi="Times New Roman" w:cs="Times New Roman"/>
-          <w:sz w:val="24"/>
-          <w:szCs w:val="24"/>
-        </w:rPr>
-        <w:t>3.1. Проектный офис:</w:t>
-      </w:r>
-    </w:p>
-    <w:p>
-      <w:pPr>
-        <w:spacing w:after="0" w:line="240" w:lineRule="auto"/>
-        <w:ind w:firstLine="708"/>
-        <w:jc w:val="both"/>
-        <w:rPr>
-          <w:rFonts w:ascii="Times New Roman" w:hAnsi="Times New Roman" w:cs="Times New Roman"/>
-          <w:sz w:val="24"/>
-          <w:szCs w:val="24"/>
-        </w:rPr>
-      </w:pPr>
-      <w:r>
-        <w:rPr>
-          <w:rFonts w:ascii="Times New Roman" w:hAnsi="Times New Roman" w:cs="Times New Roman"/>
-          <w:sz w:val="24"/>
-          <w:szCs w:val="24"/>
-        </w:rPr>
-        <w:t>1) готовит и сопровождает региональные и международные проекты, заявки на гранты и проектную документацию, ведет переписку с партнерами, в том числе на английском языке;</w:t>
-      </w:r>
-    </w:p>
-    <w:p>
-      <w:pPr>
-        <w:spacing w:after="0" w:line="240" w:lineRule="auto"/>
-        <w:ind w:firstLine="708"/>
-        <w:jc w:val="both"/>
-        <w:rPr>
-          <w:rFonts w:ascii="Times New Roman" w:hAnsi="Times New Roman" w:cs="Times New Roman"/>
-          <w:sz w:val="24"/>
-          <w:szCs w:val="24"/>
-        </w:rPr>
-      </w:pPr>
-      <w:r>
-        <w:rPr>
-          <w:rFonts w:ascii="Times New Roman" w:hAnsi="Times New Roman" w:cs="Times New Roman"/>
-          <w:sz w:val="24"/>
-          <w:szCs w:val="24"/>
-        </w:rPr>
-        <w:t>2) проводит экологическую экспертизу, собирает и анализирует данные о состоянии окружающей среды, готовит методические материалы;</w:t>
-      </w:r>
-    </w:p>
-    <w:p>
-      <w:pPr>
-        <w:spacing w:after="0" w:line="240" w:lineRule="auto"/>
-        <w:ind w:firstLine="708"/>
-        <w:jc w:val="both"/>
-        <w:rPr>
-          <w:rFonts w:ascii="Times New Roman" w:hAnsi="Times New Roman" w:cs="Times New Roman"/>
-          <w:sz w:val="24"/>
-          <w:szCs w:val="24"/>
-        </w:rPr>
-      </w:pPr>
-      <w:r>
-        <w:rPr>
-          <w:rFonts w:ascii="Times New Roman" w:hAnsi="Times New Roman" w:cs="Times New Roman"/>
-          <w:sz w:val="24"/>
-          <w:szCs w:val="24"/>
-        </w:rPr>
-        <w:t>3) готовит экспертные заключения и рекомендации в области обращения с отходами, качества воды и воздуха;</w:t>
-      </w:r>
-    </w:p>
-    <w:p>
-      <w:pPr>
-        <w:spacing w:after="0" w:line="240" w:lineRule="auto"/>
-        <w:ind w:firstLine="708"/>
-        <w:jc w:val="both"/>
-        <w:rPr>
-          <w:rFonts w:ascii="Times New Roman" w:hAnsi="Times New Roman" w:cs="Times New Roman"/>
-          <w:sz w:val="24"/>
-          <w:szCs w:val="24"/>
-        </w:rPr>
-      </w:pPr>
-      <w:r>
-        <w:rPr>
-          <w:rFonts w:ascii="Times New Roman" w:hAnsi="Times New Roman" w:cs="Times New Roman"/>
-          <w:sz w:val="24"/>
-          <w:szCs w:val="24"/>
-        </w:rPr>
-        <w:t>4) готовит аналитические материалы, обзоры и рекомендации по вопросам изменения климата и зеленой энергетики;</w:t>
-      </w:r>
-    </w:p>
-    <w:p>
-      <w:pPr>
-        <w:spacing w:after="0" w:line="240" w:lineRule="auto"/>
-        <w:ind w:firstLine="708"/>
-        <w:jc w:val="both"/>
-        <w:rPr>
-          <w:rFonts w:ascii="Times New Roman" w:hAnsi="Times New Roman" w:cs="Times New Roman"/>
-          <w:sz w:val="24"/>
-          <w:szCs w:val="24"/>
-        </w:rPr>
-      </w:pPr>
-      <w:r>
-        <w:rPr>
-          <w:rFonts w:ascii="Times New Roman" w:hAnsi="Times New Roman" w:cs="Times New Roman"/>
-          <w:sz w:val="24"/>
-          <w:szCs w:val="24"/>
-        </w:rPr>
-        <w:t>5) участвует в работе Экспертного совета и Учебного центра Фонда, готовит материалы для обучения и повышения квалификации специалистов;</w:t>
-      </w:r>
-    </w:p>
-    <w:p>
-      <w:pPr>
-        <w:spacing w:after="0" w:line="240" w:lineRule="auto"/>
-        <w:ind w:firstLine="708"/>
-        <w:jc w:val="both"/>
-        <w:rPr>
-          <w:rFonts w:ascii="Times New Roman" w:hAnsi="Times New Roman" w:cs="Times New Roman"/>
-          <w:sz w:val="24"/>
-          <w:szCs w:val="24"/>
-        </w:rPr>
-      </w:pPr>
-      <w:r>
-        <w:rPr>
-          <w:rFonts w:ascii="Times New Roman" w:hAnsi="Times New Roman" w:cs="Times New Roman"/>
-          <w:sz w:val="24"/>
-          <w:szCs w:val="24"/>
-        </w:rPr>
-        <w:t>6) обеспечивает подготовку к участию Фонда в региональных и международных мероприятиях.</w:t>
-      </w:r>
-    </w:p>
-    <w:p>
-      <w:pPr>
-        <w:keepNext/>
-        <w:spacing w:before="240" w:after="120" w:line="240" w:lineRule="auto"/>
-        <w:jc w:val="center"/>
-        <w:rPr>
-          <w:rFonts w:ascii="Times New Roman" w:hAnsi="Times New Roman" w:cs="Times New Roman"/>
-          <w:b/>
-          <w:sz w:val="24"/>
-          <w:szCs w:val="24"/>
-        </w:rPr>
-      </w:pPr>
-      <w:r>
-        <w:rPr>
-          <w:rFonts w:ascii="Times New Roman" w:hAnsi="Times New Roman" w:cs="Times New Roman"/>
-          <w:b/>
-          <w:sz w:val="24"/>
-          <w:szCs w:val="24"/>
-        </w:rPr>
-        <w:t>4. Структура</w:t>
-      </w:r>
-    </w:p>
-    <w:p>
-      <w:pPr>
-        <w:spacing w:after="0" w:line="240" w:lineRule="auto"/>
-        <w:ind w:firstLine="708"/>
-        <w:jc w:val="both"/>
-        <w:rPr>
-          <w:rFonts w:ascii="Times New Roman" w:hAnsi="Times New Roman" w:cs="Times New Roman"/>
-          <w:sz w:val="24"/>
-          <w:szCs w:val="24"/>
-        </w:rPr>
-      </w:pPr>
-      <w:r>
-        <w:rPr>
-          <w:rFonts w:ascii="Times New Roman" w:hAnsi="Times New Roman" w:cs="Times New Roman"/>
-          <w:sz w:val="24"/>
-          <w:szCs w:val="24"/>
-        </w:rPr>
-        <w:t>4.1. В состав Проектного офиса входят:</w:t>
-      </w:r>
-    </w:p>
-    <w:p>
-      <w:pPr>
-        <w:spacing w:after="0" w:line="240" w:lineRule="auto"/>
-        <w:ind w:firstLine="708"/>
-        <w:jc w:val="both"/>
-        <w:rPr>
-          <w:rFonts w:ascii="Times New Roman" w:hAnsi="Times New Roman" w:cs="Times New Roman"/>
-          <w:sz w:val="24"/>
-          <w:szCs w:val="24"/>
-        </w:rPr>
-      </w:pPr>
-      <w:r>
-        <w:rPr>
-          <w:rFonts w:ascii="Times New Roman" w:hAnsi="Times New Roman" w:cs="Times New Roman"/>
-          <w:sz w:val="24"/>
-          <w:szCs w:val="24"/>
-        </w:rPr>
-        <w:t>1) Руководитель Проектного офиса для Центральной Азии по изменению климата и зеленой энергетике;</w:t>
-      </w:r>
-    </w:p>
-    <w:p>
-      <w:pPr>
-        <w:spacing w:after="0" w:line="240" w:lineRule="auto"/>
-        <w:ind w:firstLine="708"/>
-        <w:jc w:val="both"/>
-        <w:rPr>
-          <w:rFonts w:ascii="Times New Roman" w:hAnsi="Times New Roman" w:cs="Times New Roman"/>
-          <w:sz w:val="24"/>
-          <w:szCs w:val="24"/>
-        </w:rPr>
-      </w:pPr>
-      <w:r>
-        <w:rPr>
-          <w:rFonts w:ascii="Times New Roman" w:hAnsi="Times New Roman" w:cs="Times New Roman"/>
-          <w:sz w:val="24"/>
-          <w:szCs w:val="24"/>
-        </w:rPr>
-        <w:t>2) Заместитель руководителя Проектного офиса;</w:t>
-      </w:r>
-    </w:p>
-    <w:p>
-      <w:pPr>
-        <w:spacing w:after="0" w:line="240" w:lineRule="auto"/>
-        <w:ind w:firstLine="708"/>
-        <w:jc w:val="both"/>
-        <w:rPr>
-          <w:rFonts w:ascii="Times New Roman" w:hAnsi="Times New Roman" w:cs="Times New Roman"/>
-          <w:sz w:val="24"/>
-          <w:szCs w:val="24"/>
-        </w:rPr>
-      </w:pPr>
-      <w:r>
-        <w:rPr>
-          <w:rFonts w:ascii="Times New Roman" w:hAnsi="Times New Roman" w:cs="Times New Roman"/>
-          <w:sz w:val="24"/>
-          <w:szCs w:val="24"/>
-        </w:rPr>
-        <w:t>3) Менеджеры проектов.</w:t>
-      </w:r>
-    </w:p>
-    <w:p>
-      <w:pPr>
-        <w:spacing w:after="0" w:line="240" w:lineRule="auto"/>
-        <w:ind w:firstLine="708"/>
-        <w:jc w:val="both"/>
-        <w:rPr>
-          <w:rFonts w:ascii="Times New Roman" w:hAnsi="Times New Roman" w:cs="Times New Roman"/>
-          <w:sz w:val="24"/>
-          <w:szCs w:val="24"/>
-        </w:rPr>
-      </w:pPr>
-      <w:r>
-        <w:rPr>
-          <w:rFonts w:ascii="Times New Roman" w:hAnsi="Times New Roman" w:cs="Times New Roman"/>
-          <w:sz w:val="24"/>
-          <w:szCs w:val="24"/>
-        </w:rPr>
-        <w:t>4.2. Штатная численность Проектного офиса определяется штатным расписанием Фонда. Штатные единицы вводятся поэтапно в зависимости от поступления финансирования. Для выполнения отдельных работ могут привлекаться внешние эксперты по договорам.</w:t>
-      </w:r>
-    </w:p>
-    <w:p>
-      <w:pPr>
-        <w:keepNext/>
-        <w:spacing w:before="240" w:after="120" w:line="240" w:lineRule="auto"/>
-        <w:jc w:val="center"/>
-        <w:rPr>
-          <w:rFonts w:ascii="Times New Roman" w:hAnsi="Times New Roman" w:cs="Times New Roman"/>
-          <w:b/>
-          <w:sz w:val="24"/>
-          <w:szCs w:val="24"/>
-        </w:rPr>
-      </w:pPr>
-      <w:r>
-        <w:rPr>
-          <w:rFonts w:ascii="Times New Roman" w:hAnsi="Times New Roman" w:cs="Times New Roman"/>
-          <w:b/>
-          <w:sz w:val="24"/>
-          <w:szCs w:val="24"/>
-        </w:rPr>
-        <w:t>5. Руководство</w:t>
-      </w:r>
-    </w:p>
-    <w:p>
-      <w:pPr>
-        <w:spacing w:after="0" w:line="240" w:lineRule="auto"/>
-        <w:ind w:firstLine="708"/>
-        <w:jc w:val="both"/>
-        <w:rPr>
-          <w:rFonts w:ascii="Times New Roman" w:hAnsi="Times New Roman" w:cs="Times New Roman"/>
-          <w:sz w:val="24"/>
-          <w:szCs w:val="24"/>
-        </w:rPr>
-      </w:pPr>
-      <w:r>
-        <w:rPr>
-          <w:rFonts w:ascii="Times New Roman" w:hAnsi="Times New Roman" w:cs="Times New Roman"/>
-          <w:sz w:val="24"/>
-          <w:szCs w:val="24"/>
-        </w:rPr>
-        <w:t>5.1. Проектный офис возглавляет Руководитель Проектного офиса для Центральной Азии по изменению климата и зеленой энергетике (далее – Руководитель), назначаемый на должность и освобождаемый от должности приказом Главного исполнительного директора Фонда и подчиняющийся Главному исполнительному директору Фонда. До назначения Руководителя, а также по приказу Главного исполнительного директора Фонда обязанности Руководителя исполняет Главный исполнительный директор Фонда; в этом случае руководство Проектным офисом входит в его должностные обязанности, оклад Руководителя и доплата за исполнение обязанностей Руководителя ему не выплачиваются.</w:t>
-      </w:r>
-    </w:p>
-    <w:p>
-      <w:pPr>
-        <w:spacing w:after="0" w:line="240" w:lineRule="auto"/>
-        <w:ind w:firstLine="708"/>
-        <w:jc w:val="both"/>
-        <w:rPr>
-          <w:rFonts w:ascii="Times New Roman" w:hAnsi="Times New Roman" w:cs="Times New Roman"/>
-          <w:sz w:val="24"/>
-          <w:szCs w:val="24"/>
-        </w:rPr>
-      </w:pPr>
-      <w:r>
-        <w:rPr>
-          <w:rFonts w:ascii="Times New Roman" w:hAnsi="Times New Roman" w:cs="Times New Roman"/>
-          <w:sz w:val="24"/>
-          <w:szCs w:val="24"/>
-        </w:rPr>
-        <w:t>5.2. Руководитель:</w:t>
-      </w:r>
-    </w:p>
-    <w:p>
-      <w:pPr>
-        <w:spacing w:after="0" w:line="240" w:lineRule="auto"/>
-        <w:ind w:firstLine="708"/>
-        <w:jc w:val="both"/>
-        <w:rPr>
-          <w:rFonts w:ascii="Times New Roman" w:hAnsi="Times New Roman" w:cs="Times New Roman"/>
-          <w:sz w:val="24"/>
-          <w:szCs w:val="24"/>
-        </w:rPr>
-      </w:pPr>
-      <w:r>
-        <w:rPr>
-          <w:rFonts w:ascii="Times New Roman" w:hAnsi="Times New Roman" w:cs="Times New Roman"/>
-          <w:sz w:val="24"/>
-          <w:szCs w:val="24"/>
-        </w:rPr>
-        <w:t>1) организует деятельность Проектного офиса и руководит ею, несет ответственность за выполнение возложенных на Проектный офис задач;</w:t>
-      </w:r>
-    </w:p>
-    <w:p>
-      <w:pPr>
-        <w:spacing w:after="0" w:line="240" w:lineRule="auto"/>
-        <w:ind w:firstLine="708"/>
-        <w:jc w:val="both"/>
-        <w:rPr>
-          <w:rFonts w:ascii="Times New Roman" w:hAnsi="Times New Roman" w:cs="Times New Roman"/>
-          <w:sz w:val="24"/>
-          <w:szCs w:val="24"/>
-        </w:rPr>
-      </w:pPr>
-      <w:r>
-        <w:rPr>
-          <w:rFonts w:ascii="Times New Roman" w:hAnsi="Times New Roman" w:cs="Times New Roman"/>
-          <w:sz w:val="24"/>
-          <w:szCs w:val="24"/>
-        </w:rPr>
-        <w:lastRenderedPageBreak/>
-        <w:t>2) планирует работу Проектного офиса, распределяет обязанности между работниками;</w:t>
-      </w:r>
-    </w:p>
-    <w:p>
-      <w:pPr>
-        <w:spacing w:after="0" w:line="240" w:lineRule="auto"/>
-        <w:ind w:firstLine="708"/>
-        <w:jc w:val="both"/>
-        <w:rPr>
-          <w:rFonts w:ascii="Times New Roman" w:hAnsi="Times New Roman" w:cs="Times New Roman"/>
-          <w:sz w:val="24"/>
-          <w:szCs w:val="24"/>
-        </w:rPr>
-      </w:pPr>
-      <w:r>
-        <w:rPr>
-          <w:rFonts w:ascii="Times New Roman" w:hAnsi="Times New Roman" w:cs="Times New Roman"/>
-          <w:sz w:val="24"/>
-          <w:szCs w:val="24"/>
-        </w:rPr>
-        <w:t>3) вносит предложения по плану работы, бюджету,</w:t>
-      </w:r>
-      <w:r>
-        <w:rPr>
-          <w:rFonts w:ascii="Times New Roman" w:hAnsi="Times New Roman" w:cs="Times New Roman"/>
-          <w:sz w:val="24"/>
-          <w:szCs w:val="24"/>
-        </w:rPr>
-        <w:t xml:space="preserve"> штатной численности, приему, перемещению, поощрению и взысканию работников Проектного офиса;</w:t>
-      </w:r>
-    </w:p>
-    <w:p>
-      <w:pPr>
-        <w:spacing w:after="0" w:line="240" w:lineRule="auto"/>
-        <w:ind w:firstLine="708"/>
-        <w:jc w:val="both"/>
-        <w:rPr>
-          <w:rFonts w:ascii="Times New Roman" w:hAnsi="Times New Roman" w:cs="Times New Roman"/>
-          <w:sz w:val="24"/>
-          <w:szCs w:val="24"/>
-        </w:rPr>
-      </w:pPr>
-      <w:r>
-        <w:rPr>
-          <w:rFonts w:ascii="Times New Roman" w:hAnsi="Times New Roman" w:cs="Times New Roman"/>
-          <w:sz w:val="24"/>
-          <w:szCs w:val="24"/>
-        </w:rPr>
-        <w:t>4) представляет Главному исполнительному директору Фонда отчеты о деятельности Проектного офиса;</w:t>
-      </w:r>
-    </w:p>
-    <w:p>
-      <w:pPr>
-        <w:spacing w:after="0" w:line="240" w:lineRule="auto"/>
-        <w:ind w:firstLine="708"/>
-        <w:jc w:val="both"/>
-        <w:rPr>
-          <w:rFonts w:ascii="Times New Roman" w:hAnsi="Times New Roman" w:cs="Times New Roman"/>
-          <w:sz w:val="24"/>
-          <w:szCs w:val="24"/>
-        </w:rPr>
-      </w:pPr>
-      <w:r>
-        <w:rPr>
-          <w:rFonts w:ascii="Times New Roman" w:hAnsi="Times New Roman" w:cs="Times New Roman"/>
-          <w:sz w:val="24"/>
-          <w:szCs w:val="24"/>
-        </w:rPr>
-        <w:t>5) представляет Проектный офис в отношениях с международными организациями, государственными органами стран Центральной Азии и партнерами в пределах полномочий, предоставленных Главным исполнительным директором Фонда.</w:t>
-      </w:r>
-    </w:p>
-    <w:p>
-      <w:pPr>
-        <w:spacing w:after="0" w:line="240" w:lineRule="auto"/>
-        <w:ind w:firstLine="708"/>
-        <w:jc w:val="both"/>
-        <w:rPr>
-          <w:rFonts w:ascii="Times New Roman" w:hAnsi="Times New Roman" w:cs="Times New Roman"/>
-          <w:sz w:val="24"/>
-          <w:szCs w:val="24"/>
-        </w:rPr>
-      </w:pPr>
-      <w:r>
-        <w:rPr>
-          <w:rFonts w:ascii="Times New Roman" w:hAnsi="Times New Roman" w:cs="Times New Roman"/>
-          <w:sz w:val="24"/>
-          <w:szCs w:val="24"/>
-        </w:rPr>
-        <w:t>5.3. На период временного отсутствия Руководителя текущей деятельностью Проектного офиса руководит работник Проектного офиса, назначенный приказом Главного исполнительного директора Фонда.</w:t>
-      </w:r>
-    </w:p>
-    <w:p>
-      <w:pPr>
-        <w:spacing w:after="0" w:line="240" w:lineRule="auto"/>
-        <w:ind w:firstLine="708"/>
-        <w:jc w:val="both"/>
-        <w:rPr>
-          <w:rFonts w:ascii="Times New Roman" w:hAnsi="Times New Roman" w:cs="Times New Roman"/>
-          <w:sz w:val="24"/>
-          <w:szCs w:val="24"/>
-        </w:rPr>
-      </w:pPr>
-      <w:r>
-        <w:rPr>
-          <w:rFonts w:ascii="Times New Roman" w:hAnsi="Times New Roman" w:cs="Times New Roman"/>
-          <w:sz w:val="24"/>
-          <w:szCs w:val="24"/>
-        </w:rPr>
-        <w:t>5.4. Главный исполнительный директор Фонда вправе приказом поручить координацию текущей деятельности Проектного офиса работнику Проектного офиса с определением объема поручаемых полномочий.</w:t>
-      </w:r>
-    </w:p>
-    <w:p>
-      <w:pPr>
-        <w:spacing w:after="0" w:line="240" w:lineRule="auto"/>
-        <w:ind w:firstLine="708"/>
-        <w:jc w:val="both"/>
-        <w:rPr>
-          <w:rFonts w:ascii="Times New Roman" w:hAnsi="Times New Roman" w:cs="Times New Roman"/>
-          <w:sz w:val="24"/>
-          <w:szCs w:val="24"/>
-        </w:rPr>
-      </w:pPr>
-      <w:r>
-        <w:rPr>
-          <w:rFonts w:ascii="Times New Roman" w:hAnsi="Times New Roman" w:cs="Times New Roman"/>
-          <w:sz w:val="24"/>
-          <w:szCs w:val="24"/>
-        </w:rPr>
-        <w:t>5.5. Проектный офис работает по годовому плану работы, который разрабатывается Проектным офисом с учетом Стратегии развития Фонда и утверждается Главным исполнительным директором Фонда. Проекты и мероприятия Проектного офиса включаются в план работы и реализуются в пределах утвержденного бюджета Фонда.</w:t>
-      </w:r>
-    </w:p>
-    <w:p>
-      <w:pPr>
-        <w:keepNext/>
-        <w:spacing w:before="240" w:after="120" w:line="240" w:lineRule="auto"/>
-        <w:jc w:val="center"/>
-        <w:rPr>
-          <w:rFonts w:ascii="Times New Roman" w:hAnsi="Times New Roman" w:cs="Times New Roman"/>
-          <w:b/>
-          <w:sz w:val="24"/>
-          <w:szCs w:val="24"/>
-        </w:rPr>
-      </w:pPr>
-      <w:r>
-        <w:rPr>
-          <w:rFonts w:ascii="Times New Roman" w:hAnsi="Times New Roman" w:cs="Times New Roman"/>
-          <w:b/>
-          <w:sz w:val="24"/>
-          <w:szCs w:val="24"/>
-        </w:rPr>
-        <w:t>6. Взаимодействие</w:t>
-      </w:r>
-    </w:p>
-    <w:p>
-      <w:pPr>
-        <w:spacing w:after="0" w:line="240" w:lineRule="auto"/>
-        <w:ind w:firstLine="708"/>
-        <w:jc w:val="both"/>
-        <w:rPr>
-          <w:rFonts w:ascii="Times New Roman" w:hAnsi="Times New Roman" w:cs="Times New Roman"/>
-          <w:sz w:val="24"/>
-          <w:szCs w:val="24"/>
-        </w:rPr>
-      </w:pPr>
-      <w:r>
-        <w:rPr>
-          <w:rFonts w:ascii="Times New Roman" w:hAnsi="Times New Roman" w:cs="Times New Roman"/>
-          <w:sz w:val="24"/>
-          <w:szCs w:val="24"/>
-        </w:rPr>
-        <w:t>6.1. Проектный офис взаимодействует с Проектным офисом «Таза Қазақстан» и другими структурными подразделениями Фонда, а также с международными организациями, государственными органами и организациями стран Центральной Азии, экспертным и научным сообществом.</w:t>
-      </w:r>
-    </w:p>
-    <w:p>
-      <w:pPr>
-        <w:spacing w:after="0" w:line="240" w:lineRule="auto"/>
-        <w:ind w:firstLine="708"/>
-        <w:jc w:val="both"/>
-        <w:rPr>
-          <w:rFonts w:ascii="Times New Roman" w:hAnsi="Times New Roman" w:cs="Times New Roman"/>
-          <w:sz w:val="24"/>
-          <w:szCs w:val="24"/>
-        </w:rPr>
-      </w:pPr>
-      <w:r>
-        <w:rPr>
-          <w:rFonts w:ascii="Times New Roman" w:hAnsi="Times New Roman" w:cs="Times New Roman"/>
-          <w:sz w:val="24"/>
-          <w:szCs w:val="24"/>
-        </w:rPr>
-        <w:t>6.2. Обращения и предложения Проектного офиса к международным партнерам и государственным органам направляются от имени Фонда за подписью Главного исполнительного директора Фонда либо уполномоченного лица.</w:t>
-      </w:r>
-    </w:p>
-    <w:p>
-      <w:pPr>
-        <w:keepNext/>
-        <w:spacing w:before="240" w:after="120" w:line="240" w:lineRule="auto"/>
-        <w:jc w:val="center"/>
-        <w:rPr>
-          <w:rFonts w:ascii="Times New Roman" w:hAnsi="Times New Roman" w:cs="Times New Roman"/>
-          <w:b/>
-          <w:sz w:val="24"/>
-          <w:szCs w:val="24"/>
-        </w:rPr>
-      </w:pPr>
-      <w:r>
-        <w:rPr>
-          <w:rFonts w:ascii="Times New Roman" w:hAnsi="Times New Roman" w:cs="Times New Roman"/>
-          <w:b/>
-          <w:sz w:val="24"/>
-          <w:szCs w:val="24"/>
-        </w:rPr>
-        <w:t>7. Финансирование и отчетность</w:t>
-      </w:r>
-    </w:p>
-    <w:p>
-      <w:pPr>
-        <w:spacing w:after="0" w:line="240" w:lineRule="auto"/>
-        <w:ind w:firstLine="708"/>
-        <w:jc w:val="both"/>
-        <w:rPr>
-          <w:rFonts w:ascii="Times New Roman" w:hAnsi="Times New Roman" w:cs="Times New Roman"/>
-          <w:sz w:val="24"/>
-          <w:szCs w:val="24"/>
-        </w:rPr>
-      </w:pPr>
-      <w:r>
-        <w:rPr>
-          <w:rFonts w:ascii="Times New Roman" w:hAnsi="Times New Roman" w:cs="Times New Roman"/>
-          <w:sz w:val="24"/>
-          <w:szCs w:val="24"/>
-        </w:rPr>
-        <w:t>7.1. Деятельность Проектного офиса финансируется в пределах бюджета Фонда за счет средств Фонда, грантов и иных внебюджетных источников.</w:t>
-      </w:r>
-    </w:p>
-    <w:p>
-      <w:pPr>
-        <w:spacing w:after="0" w:line="240" w:lineRule="auto"/>
-        <w:ind w:firstLine="708"/>
-        <w:jc w:val="both"/>
-        <w:rPr>
-          <w:rFonts w:ascii="Times New Roman" w:hAnsi="Times New Roman" w:cs="Times New Roman"/>
-          <w:sz w:val="24"/>
-          <w:szCs w:val="24"/>
-        </w:rPr>
-      </w:pPr>
-      <w:r>
-        <w:rPr>
-          <w:rFonts w:ascii="Times New Roman" w:hAnsi="Times New Roman" w:cs="Times New Roman"/>
-          <w:sz w:val="24"/>
-          <w:szCs w:val="24"/>
-        </w:rPr>
-        <w:t>7.2. Средства грантов и целевого финансирования учитываются раздельно и используются по целевому назначению.</w:t>
-      </w:r>
-    </w:p>
-    <w:p>
-      <w:pPr>
-        <w:spacing w:after="0" w:line="240" w:lineRule="auto"/>
-        <w:ind w:firstLine="708"/>
-        <w:jc w:val="both"/>
-        <w:rPr>
-          <w:rFonts w:ascii="Times New Roman" w:hAnsi="Times New Roman" w:cs="Times New Roman"/>
-          <w:sz w:val="24"/>
-          <w:szCs w:val="24"/>
-        </w:rPr>
-      </w:pPr>
-      <w:r>
-        <w:rPr>
-          <w:rFonts w:ascii="Times New Roman" w:hAnsi="Times New Roman" w:cs="Times New Roman"/>
-          <w:sz w:val="24"/>
-          <w:szCs w:val="24"/>
-        </w:rPr>
-        <w:t>7.3. Руководитель ежеквартально представляет Главному исполнительному директору Фонда отчет о деятельности Проектного офиса (при исполнении обязанностей Руководителя Главным исполнительным директором отчет готовит Заместитель руководителя Проектного офиса).</w:t>
-      </w:r>
-      <w:r>
-        <w:rPr>
-          <w:rFonts w:ascii="Times New Roman" w:hAnsi="Times New Roman" w:cs="Times New Roman"/>
-          <w:sz w:val="24"/>
-          <w:szCs w:val="24"/>
-        </w:rPr>
-        <w:t xml:space="preserve"> Отчет за год включается в годовой отчет о деятельности Фонда.</w:t>
-      </w:r>
-    </w:p>
-    <w:p>
-      <w:pPr>
-        <w:keepNext/>
-        <w:spacing w:before="240" w:after="120" w:line="240" w:lineRule="auto"/>
-        <w:jc w:val="center"/>
-        <w:rPr>
-          <w:rFonts w:ascii="Times New Roman" w:hAnsi="Times New Roman" w:cs="Times New Roman"/>
-          <w:b/>
-          <w:sz w:val="24"/>
-          <w:szCs w:val="24"/>
-        </w:rPr>
-      </w:pPr>
-      <w:r>
-        <w:rPr>
-          <w:rFonts w:ascii="Times New Roman" w:hAnsi="Times New Roman" w:cs="Times New Roman"/>
-          <w:b/>
-          <w:sz w:val="24"/>
-          <w:szCs w:val="24"/>
-        </w:rPr>
-        <w:t>8. Ответственность</w:t>
-      </w:r>
-    </w:p>
-    <w:p>
-      <w:pPr>
-        <w:spacing w:after="0" w:line="240" w:lineRule="auto"/>
-        <w:ind w:firstLine="708"/>
-        <w:jc w:val="both"/>
-        <w:rPr>
-          <w:rFonts w:ascii="Times New Roman" w:hAnsi="Times New Roman" w:cs="Times New Roman"/>
-          <w:sz w:val="24"/>
-          <w:szCs w:val="24"/>
-        </w:rPr>
-      </w:pPr>
-      <w:r>
-        <w:rPr>
-          <w:rFonts w:ascii="Times New Roman" w:hAnsi="Times New Roman" w:cs="Times New Roman"/>
-          <w:sz w:val="24"/>
-          <w:szCs w:val="24"/>
-        </w:rPr>
-        <w:t>8.1. Руководитель и работники Проектного офиса несут ответственность за надлежащее исполнение своих обязанностей, сохранность имущества и конфиденциальность информации в соответствии с трудовыми договорами, должностными инструкциями и внутренними документами Фонда.</w:t>
-      </w:r>
-    </w:p>
-    <w:p>
-      <w:pPr>
-        <w:keepNext/>
-        <w:spacing w:before="240" w:after="120" w:line="240" w:lineRule="auto"/>
-        <w:jc w:val="center"/>
-        <w:rPr>
-          <w:rFonts w:ascii="Times New Roman" w:hAnsi="Times New Roman" w:cs="Times New Roman"/>
-          <w:b/>
-          <w:sz w:val="24"/>
-          <w:szCs w:val="24"/>
-        </w:rPr>
-      </w:pPr>
-      <w:r>
-        <w:rPr>
-          <w:rFonts w:ascii="Times New Roman" w:hAnsi="Times New Roman" w:cs="Times New Roman"/>
-          <w:b/>
-          <w:sz w:val="24"/>
-          <w:szCs w:val="24"/>
-        </w:rPr>
-        <w:t>9. Заключительные положения</w:t>
-      </w:r>
-    </w:p>
-    <w:p>
-      <w:pPr>
-        <w:spacing w:after="0" w:line="240" w:lineRule="auto"/>
-        <w:ind w:firstLine="708"/>
-        <w:jc w:val="both"/>
-        <w:rPr>
-          <w:rFonts w:ascii="Times New Roman" w:hAnsi="Times New Roman" w:cs="Times New Roman"/>
-          <w:sz w:val="24"/>
-          <w:szCs w:val="24"/>
-        </w:rPr>
-      </w:pPr>
-      <w:r>
-        <w:rPr>
-          <w:rFonts w:ascii="Times New Roman" w:hAnsi="Times New Roman" w:cs="Times New Roman"/>
-          <w:sz w:val="24"/>
-          <w:szCs w:val="24"/>
-        </w:rPr>
-        <w:t>9.1. Настоящее Положение, изменения и дополнения в него утверждаются Управляющим советом Фонда.</w:t>
-      </w:r>
-    </w:p>
-    <w:p>
-      <w:pPr>
-        <w:spacing w:after="0" w:line="240" w:lineRule="auto"/>
-        <w:ind w:firstLine="708"/>
-        <w:jc w:val="both"/>
-        <w:rPr>
-          <w:rFonts w:ascii="Times New Roman" w:hAnsi="Times New Roman" w:cs="Times New Roman"/>
-          <w:sz w:val="24"/>
-        </w:rPr>
-      </w:pPr>
-      <w:r>
-        <w:rPr>
-          <w:rFonts w:ascii="Times New Roman" w:hAnsi="Times New Roman" w:cs="Times New Roman"/>
-          <w:sz w:val="24"/>
-          <w:szCs w:val="24"/>
-        </w:rPr>
-        <w:t>9.2. Проектный офис реорганизуется или упраздняется решением Управляющего совета Фонда.</w:t>
+          <w:sz w:val="21"/>
+        </w:rPr>
+      </w:pPr>
+      <w:r>
+        <w:rPr>
+          <w:rFonts w:ascii="Times New Roman" w:hAnsi="Times New Roman" w:cs="Times New Roman"/>
+          <w:sz w:val="21"/>
+          <w:szCs w:val="24"/>
+        </w:rPr>
+        <w:t>5.1. Положение и изменения в него утверждаются Управляющим советом Фонда, он же принимает решение о реорганизации или упразднении Проектного офиса.</w:t>
+      </w:r>
+      <w:r>
+        <w:rPr>
+          <w:rFonts w:ascii="Times New Roman" w:hAnsi="Times New Roman" w:cs="Times New Roman"/>
+          <w:sz w:val="21"/>
+        </w:rPr>
+        <w:t xml:space="preserve"> </w:t>
       </w:r>
     </w:p>
     <w:sectPr>
@@ -1359,7 +612,7 @@
         <w:rStyle w:val="ab"/>
         <w:noProof/>
       </w:rPr>
-      <w:t>3</w:t>
+      <w:t>1</w:t>
     </w:r>
     <w:r>
       <w:rPr>

--- a/Устав/_документы/Положение о Проектном офисе для Центральной Азии.docx
+++ b/Устав/_документы/Положение о Проектном офисе для Центральной Азии.docx
@@ -173,7 +173,7 @@
         <w:rPr>
           <w:rFonts w:ascii="Times New Roman" w:hAnsi="Times New Roman" w:cs="Times New Roman"/>
           <w:b/>
-          <w:sz w:val="21"/>
+          <w:sz w:val="20"/>
           <w:szCs w:val="24"/>
         </w:rPr>
       </w:pPr>
@@ -181,7 +181,7 @@
         <w:rPr>
           <w:rFonts w:ascii="Times New Roman" w:hAnsi="Times New Roman" w:cs="Times New Roman"/>
           <w:b/>
-          <w:sz w:val="21"/>
+          <w:sz w:val="20"/>
           <w:szCs w:val="24"/>
         </w:rPr>
         <w:t>1. Общие положения</w:t>
@@ -194,14 +194,14 @@
         <w:jc w:val="both"/>
         <w:rPr>
           <w:rFonts w:ascii="Times New Roman" w:hAnsi="Times New Roman" w:cs="Times New Roman"/>
-          <w:sz w:val="21"/>
-          <w:szCs w:val="24"/>
-        </w:rPr>
-      </w:pPr>
-      <w:r>
-        <w:rPr>
-          <w:rFonts w:ascii="Times New Roman" w:hAnsi="Times New Roman" w:cs="Times New Roman"/>
-          <w:sz w:val="21"/>
+          <w:sz w:val="20"/>
+          <w:szCs w:val="24"/>
+        </w:rPr>
+      </w:pPr>
+      <w:r>
+        <w:rPr>
+          <w:rFonts w:ascii="Times New Roman" w:hAnsi="Times New Roman" w:cs="Times New Roman"/>
+          <w:sz w:val="20"/>
           <w:szCs w:val="24"/>
         </w:rPr>
         <w:t>1.1. Проектный офис для Центральной Азии по изменению климата и зеленой энергетике (далее – Проектный офис) – структурное подразделение Частного фонда «Central Asia Climate Foundation» (далее – Фонд), по региональному и международному направлению деятельности Фонда. Фонд создан 22 февраля 2024 года как юридическая форма Проектного офиса во исполнение инициативы Главы государства на 78-й сессии Генеральной Ассамблеи ООН; сотрудничество в его рамках поддержано пунктом 24 Декларации Регионального экологического саммита (Астана, 2026 год). Включен в структуру Фонда решением Управляющего совета (протокол № 13).</w:t>
@@ -214,17 +214,17 @@
         <w:jc w:val="both"/>
         <w:rPr>
           <w:rFonts w:ascii="Times New Roman" w:hAnsi="Times New Roman" w:cs="Times New Roman"/>
-          <w:sz w:val="21"/>
-          <w:szCs w:val="24"/>
-        </w:rPr>
-      </w:pPr>
-      <w:r>
-        <w:rPr>
-          <w:rFonts w:ascii="Times New Roman" w:hAnsi="Times New Roman" w:cs="Times New Roman"/>
-          <w:sz w:val="21"/>
-          <w:szCs w:val="24"/>
-        </w:rPr>
-        <w:t>1.2. Проектный офис не является юридическим лицом. Документы от имени Фонда подписывает Главный исполнительный директор Фонда (далее – ГИД) или лицо по доверенности.</w:t>
+          <w:sz w:val="20"/>
+          <w:szCs w:val="24"/>
+        </w:rPr>
+      </w:pPr>
+      <w:r>
+        <w:rPr>
+          <w:rFonts w:ascii="Times New Roman" w:hAnsi="Times New Roman" w:cs="Times New Roman"/>
+          <w:sz w:val="20"/>
+          <w:szCs w:val="24"/>
+        </w:rPr>
+        <w:t>1.2. Проектный офис не является юридическим лицом. Договоры, финансовые и иные юридически значимые документы от имени Фонда подписывает Главный исполнительный директор Фонда (далее – ГИД) или лицо по доверенности; Руководитель Проектного офиса, а также назначенные им заместители и представители вправе подписывать письма и запросы по вопросам выполнения задач Проектного офиса, за исключением финансовых и правовых документов и актов.</w:t>
       </w:r>
     </w:p>
     <w:p>
@@ -235,7 +235,7 @@
         <w:rPr>
           <w:rFonts w:ascii="Times New Roman" w:hAnsi="Times New Roman" w:cs="Times New Roman"/>
           <w:b/>
-          <w:sz w:val="21"/>
+          <w:sz w:val="20"/>
           <w:szCs w:val="24"/>
         </w:rPr>
       </w:pPr>
@@ -243,7 +243,7 @@
         <w:rPr>
           <w:rFonts w:ascii="Times New Roman" w:hAnsi="Times New Roman" w:cs="Times New Roman"/>
           <w:b/>
-          <w:sz w:val="21"/>
+          <w:sz w:val="20"/>
           <w:szCs w:val="24"/>
         </w:rPr>
         <w:t>2. Задачи и функции</w:t>
@@ -256,14 +256,14 @@
         <w:jc w:val="both"/>
         <w:rPr>
           <w:rFonts w:ascii="Times New Roman" w:hAnsi="Times New Roman" w:cs="Times New Roman"/>
-          <w:sz w:val="21"/>
-          <w:szCs w:val="24"/>
-        </w:rPr>
-      </w:pPr>
-      <w:r>
-        <w:rPr>
-          <w:rFonts w:ascii="Times New Roman" w:hAnsi="Times New Roman" w:cs="Times New Roman"/>
-          <w:sz w:val="21"/>
+          <w:sz w:val="20"/>
+          <w:szCs w:val="24"/>
+        </w:rPr>
+      </w:pPr>
+      <w:r>
+        <w:rPr>
+          <w:rFonts w:ascii="Times New Roman" w:hAnsi="Times New Roman" w:cs="Times New Roman"/>
+          <w:sz w:val="20"/>
           <w:szCs w:val="24"/>
         </w:rPr>
         <w:t>2.1. Задачи: региональное сотрудничество стран Центральной Азии и реализация решений региональных климатических и экологических мероприятий; партнерства с международными организациями и донорами, привлечение грантов; экспертиза проектов и методик; экспертное сопровождение проектов Фонда, в том числе «Таза Қазақстан», и представление его опыта странам Центральной Азии.</w:t>
@@ -276,14 +276,14 @@
         <w:jc w:val="both"/>
         <w:rPr>
           <w:rFonts w:ascii="Times New Roman" w:hAnsi="Times New Roman" w:cs="Times New Roman"/>
-          <w:sz w:val="21"/>
-          <w:szCs w:val="24"/>
-        </w:rPr>
-      </w:pPr>
-      <w:r>
-        <w:rPr>
-          <w:rFonts w:ascii="Times New Roman" w:hAnsi="Times New Roman" w:cs="Times New Roman"/>
-          <w:sz w:val="21"/>
+          <w:sz w:val="20"/>
+          <w:szCs w:val="24"/>
+        </w:rPr>
+      </w:pPr>
+      <w:r>
+        <w:rPr>
+          <w:rFonts w:ascii="Times New Roman" w:hAnsi="Times New Roman" w:cs="Times New Roman"/>
+          <w:sz w:val="20"/>
           <w:szCs w:val="24"/>
         </w:rPr>
         <w:t>2.2. Проектный офис готовит проекты, заявки на гранты, экспертные заключения и аналитику (климат, зеленая энергетика, отходы, вода, воздух), ведет работу с партнерами, участвует в работе Экспертного совета и Учебного центра.</w:t>
@@ -297,7 +297,7 @@
         <w:rPr>
           <w:rFonts w:ascii="Times New Roman" w:hAnsi="Times New Roman" w:cs="Times New Roman"/>
           <w:b/>
-          <w:sz w:val="21"/>
+          <w:sz w:val="20"/>
           <w:szCs w:val="24"/>
         </w:rPr>
       </w:pPr>
@@ -305,7 +305,7 @@
         <w:rPr>
           <w:rFonts w:ascii="Times New Roman" w:hAnsi="Times New Roman" w:cs="Times New Roman"/>
           <w:b/>
-          <w:sz w:val="21"/>
+          <w:sz w:val="20"/>
           <w:szCs w:val="24"/>
         </w:rPr>
         <w:t>3. Структура и руководство</w:t>
@@ -318,14 +318,14 @@
         <w:jc w:val="both"/>
         <w:rPr>
           <w:rFonts w:ascii="Times New Roman" w:hAnsi="Times New Roman" w:cs="Times New Roman"/>
-          <w:sz w:val="21"/>
-          <w:szCs w:val="24"/>
-        </w:rPr>
-      </w:pPr>
-      <w:r>
-        <w:rPr>
-          <w:rFonts w:ascii="Times New Roman" w:hAnsi="Times New Roman" w:cs="Times New Roman"/>
-          <w:sz w:val="21"/>
+          <w:sz w:val="20"/>
+          <w:szCs w:val="24"/>
+        </w:rPr>
+      </w:pPr>
+      <w:r>
+        <w:rPr>
+          <w:rFonts w:ascii="Times New Roman" w:hAnsi="Times New Roman" w:cs="Times New Roman"/>
+          <w:sz w:val="20"/>
           <w:szCs w:val="24"/>
         </w:rPr>
         <w:t>3.1. В состав Проектного офиса входят Руководитель Проектного офиса (далее – Руководитель), Заместитель руководителя и менеджеры проектов; численность определяется штатным расписанием Фонда. Для отдельных работ могут привлекаться внешние эксперты.</w:t>
@@ -338,14 +338,14 @@
         <w:jc w:val="both"/>
         <w:rPr>
           <w:rFonts w:ascii="Times New Roman" w:hAnsi="Times New Roman" w:cs="Times New Roman"/>
-          <w:sz w:val="21"/>
-          <w:szCs w:val="24"/>
-        </w:rPr>
-      </w:pPr>
-      <w:r>
-        <w:rPr>
-          <w:rFonts w:ascii="Times New Roman" w:hAnsi="Times New Roman" w:cs="Times New Roman"/>
-          <w:sz w:val="21"/>
+          <w:sz w:val="20"/>
+          <w:szCs w:val="24"/>
+        </w:rPr>
+      </w:pPr>
+      <w:r>
+        <w:rPr>
+          <w:rFonts w:ascii="Times New Roman" w:hAnsi="Times New Roman" w:cs="Times New Roman"/>
+          <w:sz w:val="20"/>
           <w:szCs w:val="24"/>
         </w:rPr>
         <w:t>3.2. Руководителя назначает и освобождает от должности приказом ГИД, Руководитель подчиняется ГИД. До назначения Руководителя, а также по приказу ГИД обязанности Руководителя исполняет ГИД; это входит в его должностные обязанности, оклад Руководителя и доплата ему не выплачиваются.</w:t>
@@ -358,14 +358,14 @@
         <w:jc w:val="both"/>
         <w:rPr>
           <w:rFonts w:ascii="Times New Roman" w:hAnsi="Times New Roman" w:cs="Times New Roman"/>
-          <w:sz w:val="21"/>
-          <w:szCs w:val="24"/>
-        </w:rPr>
-      </w:pPr>
-      <w:r>
-        <w:rPr>
-          <w:rFonts w:ascii="Times New Roman" w:hAnsi="Times New Roman" w:cs="Times New Roman"/>
-          <w:sz w:val="21"/>
+          <w:sz w:val="20"/>
+          <w:szCs w:val="24"/>
+        </w:rPr>
+      </w:pPr>
+      <w:r>
+        <w:rPr>
+          <w:rFonts w:ascii="Times New Roman" w:hAnsi="Times New Roman" w:cs="Times New Roman"/>
+          <w:sz w:val="20"/>
           <w:szCs w:val="24"/>
         </w:rPr>
         <w:t>3.3. Руководитель организует и планирует работу, распределяет обязанности, представляет Проектный офис перед партнерами в пределах полномочий, предоставленных ГИД. ГИД вправе приказом поручить координацию текущей работы работнику Проектного офиса, в том числе на время отсутствия Руководителя.</w:t>
@@ -378,14 +378,14 @@
         <w:jc w:val="both"/>
         <w:rPr>
           <w:rFonts w:ascii="Times New Roman" w:hAnsi="Times New Roman" w:cs="Times New Roman"/>
-          <w:sz w:val="21"/>
-          <w:szCs w:val="24"/>
-        </w:rPr>
-      </w:pPr>
-      <w:r>
-        <w:rPr>
-          <w:rFonts w:ascii="Times New Roman" w:hAnsi="Times New Roman" w:cs="Times New Roman"/>
-          <w:sz w:val="21"/>
+          <w:sz w:val="20"/>
+          <w:szCs w:val="24"/>
+        </w:rPr>
+      </w:pPr>
+      <w:r>
+        <w:rPr>
+          <w:rFonts w:ascii="Times New Roman" w:hAnsi="Times New Roman" w:cs="Times New Roman"/>
+          <w:sz w:val="20"/>
           <w:szCs w:val="24"/>
         </w:rPr>
         <w:t>3.4. Проектный офис работает по годовому плану работы, утверждаемому ГИД с учетом Стратегии развития Фонда, в пределах бюджета Фонда.</w:t>
@@ -399,7 +399,7 @@
         <w:rPr>
           <w:rFonts w:ascii="Times New Roman" w:hAnsi="Times New Roman" w:cs="Times New Roman"/>
           <w:b/>
-          <w:sz w:val="21"/>
+          <w:sz w:val="20"/>
           <w:szCs w:val="24"/>
         </w:rPr>
       </w:pPr>
@@ -407,7 +407,7 @@
         <w:rPr>
           <w:rFonts w:ascii="Times New Roman" w:hAnsi="Times New Roman" w:cs="Times New Roman"/>
           <w:b/>
-          <w:sz w:val="21"/>
+          <w:sz w:val="20"/>
           <w:szCs w:val="24"/>
         </w:rPr>
         <w:t>4. Финансирование и отчетность</w:t>
@@ -420,14 +420,14 @@
         <w:jc w:val="both"/>
         <w:rPr>
           <w:rFonts w:ascii="Times New Roman" w:hAnsi="Times New Roman" w:cs="Times New Roman"/>
-          <w:sz w:val="21"/>
-          <w:szCs w:val="24"/>
-        </w:rPr>
-      </w:pPr>
-      <w:r>
-        <w:rPr>
-          <w:rFonts w:ascii="Times New Roman" w:hAnsi="Times New Roman" w:cs="Times New Roman"/>
-          <w:sz w:val="21"/>
+          <w:sz w:val="20"/>
+          <w:szCs w:val="24"/>
+        </w:rPr>
+      </w:pPr>
+      <w:r>
+        <w:rPr>
+          <w:rFonts w:ascii="Times New Roman" w:hAnsi="Times New Roman" w:cs="Times New Roman"/>
+          <w:sz w:val="20"/>
           <w:szCs w:val="24"/>
         </w:rPr>
         <w:t>4.1. Деятельность Проектного офиса финансируется в пределах бюджета Фонда за счет средств Фонда, грантов и иных внебюджетных источников; средства грантов учитываются раздельно и используются по назначению.</w:t>
@@ -440,14 +440,14 @@
         <w:jc w:val="both"/>
         <w:rPr>
           <w:rFonts w:ascii="Times New Roman" w:hAnsi="Times New Roman" w:cs="Times New Roman"/>
-          <w:sz w:val="21"/>
-          <w:szCs w:val="24"/>
-        </w:rPr>
-      </w:pPr>
-      <w:r>
-        <w:rPr>
-          <w:rFonts w:ascii="Times New Roman" w:hAnsi="Times New Roman" w:cs="Times New Roman"/>
-          <w:sz w:val="21"/>
+          <w:sz w:val="20"/>
+          <w:szCs w:val="24"/>
+        </w:rPr>
+      </w:pPr>
+      <w:r>
+        <w:rPr>
+          <w:rFonts w:ascii="Times New Roman" w:hAnsi="Times New Roman" w:cs="Times New Roman"/>
+          <w:sz w:val="20"/>
           <w:szCs w:val="24"/>
         </w:rPr>
         <w:t>4.2. Руководитель ежеквартально отчитывается перед ГИД (если обязанности Руководителя исполняет ГИД, отчет готовит Заместитель руководителя); отчет за год включается в годовой отчет Фонда.</w:t>
@@ -461,7 +461,7 @@
         <w:rPr>
           <w:rFonts w:ascii="Times New Roman" w:hAnsi="Times New Roman" w:cs="Times New Roman"/>
           <w:b/>
-          <w:sz w:val="21"/>
+          <w:sz w:val="20"/>
           <w:szCs w:val="24"/>
         </w:rPr>
       </w:pPr>
@@ -469,7 +469,7 @@
         <w:rPr>
           <w:rFonts w:ascii="Times New Roman" w:hAnsi="Times New Roman" w:cs="Times New Roman"/>
           <w:b/>
-          <w:sz w:val="21"/>
+          <w:sz w:val="20"/>
           <w:szCs w:val="24"/>
         </w:rPr>
         <w:t>5. Заключительные положения</w:t>
@@ -482,13 +482,13 @@
         <w:jc w:val="both"/>
         <w:rPr>
           <w:rFonts w:ascii="Times New Roman" w:hAnsi="Times New Roman" w:cs="Times New Roman"/>
-          <w:sz w:val="21"/>
-        </w:rPr>
-      </w:pPr>
-      <w:r>
-        <w:rPr>
-          <w:rFonts w:ascii="Times New Roman" w:hAnsi="Times New Roman" w:cs="Times New Roman"/>
-          <w:sz w:val="21"/>
+          <w:sz w:val="20"/>
+        </w:rPr>
+      </w:pPr>
+      <w:r>
+        <w:rPr>
+          <w:rFonts w:ascii="Times New Roman" w:hAnsi="Times New Roman" w:cs="Times New Roman"/>
+          <w:sz w:val="20"/>
           <w:szCs w:val="24"/>
         </w:rPr>
         <w:t>5.1. Положение и изменения в него утверждаются Управляющим советом Фонда, он же принимает решение о реорганизации или упразднении Проектного офиса.</w:t>
@@ -496,7 +496,7 @@
       <w:r>
         <w:rPr>
           <w:rFonts w:ascii="Times New Roman" w:hAnsi="Times New Roman" w:cs="Times New Roman"/>
-          <w:sz w:val="21"/>
+          <w:sz w:val="20"/>
         </w:rPr>
         <w:t xml:space="preserve"> </w:t>
       </w:r>

--- a/Устав/_документы/Положение о Проектном офисе для Центральной Азии.docx
+++ b/Устав/_документы/Положение о Проектном офисе для Центральной Азии.docx
@@ -109,7 +109,7 @@
           <w:sz w:val="24"/>
           <w:szCs w:val="24"/>
         </w:rPr>
-        <w:t>(протокол № ___ от «___» __________ 2026 года)</w:t>
+        <w:t>(протокол № 13 от 30 октября 2026 года)</w:t>
       </w:r>
     </w:p>
     <w:p>
@@ -204,7 +204,15 @@
           <w:sz w:val="20"/>
           <w:szCs w:val="24"/>
         </w:rPr>
-        <w:t>1.1. Проектный офис для Центральной Азии по изменению климата и зеленой энергетике (далее – Проектный офис) – структурное подразделение Частного фонда «Central Asia Climate Foundation» (далее – Фонд), по региональному и международному направлению деятельности Фонда. Фонд создан 22 февраля 2024 года как юридическая форма Проектного офиса во исполнение инициативы Главы государства на 78-й сессии Генеральной Ассамблеи ООН; сотрудничество в его рамках поддержано пунктом 24 Декларации Регионального экологического саммита (Астана, 2026 год). Включен в структуру Фонда решением Управляющего совета (протокол № 13).</w:t>
+        <w:t xml:space="preserve">1.1. Проектный офис для Центральной Азии по изменению климата и зеленой энергетике (далее – Проектный офис) – структурное подразделение Частного фонда «Central Asia Climate Foundation» (далее – Фонд), по региональному и международному направлению деятельности Фонда. Фонд создан 22 февраля 2024 года как юридическая форма Проектного офиса во исполнение инициативы Главы государства на 78-й сессии Генеральной Ассамблеи ООН; сотрудничество в его рамках поддержано пунктом 24 Декларации Регионального экологического саммита (Астана, 2026 год). Включен в структуру Фонда решением </w:t>
+      </w:r>
+      <w:r>
+        <w:rPr>
+          <w:rFonts w:ascii="Times New Roman" w:hAnsi="Times New Roman" w:cs="Times New Roman"/>
+          <w:sz w:val="20"/>
+          <w:szCs w:val="24"/>
+        </w:rPr>
+        <w:t>Управляющего совета (протокол № 13 от 30 октября 2026 года).</w:t>
       </w:r>
     </w:p>
     <w:p>
